--- a/deliverables/Week_06_LLMs_and_Families/Week_06_Teaching_Notes.docx
+++ b/deliverables/Week_06_LLMs_and_Families/Week_06_Teaching_Notes.docx
@@ -615,7 +615,7 @@
                 <w:sz w:val="20"/>
                 <w:szCs w:val="20"/>
               </w:rPr>
-              <w:t xml:space="preserve">Notebook and Python file with TODOs. Embedded and separate diagrams accompany the lab.</w:t>
+              <w:t xml:space="preserve">Notebook with TODOs. Embedded and separate diagrams accompany the lab.</w:t>
             </w:r>
           </w:p>
         </w:tc>
@@ -681,7 +681,7 @@
                 <w:sz w:val="20"/>
                 <w:szCs w:val="20"/>
               </w:rPr>
-              <w:t xml:space="preserve">Instructor notebook and Python file with completed code and model answers.</w:t>
+              <w:t xml:space="preserve">Instructor notebook with completed code and model answers.</w:t>
             </w:r>
           </w:p>
         </w:tc>
@@ -2471,7 +2471,7 @@
         <w:spacing w:after="140" w:line="288"/>
       </w:pPr>
       <w:r>
-        <w:t xml:space="preserve">Trace a user's question through the local model</w:t>
+        <w:t xml:space="preserve">Local chat; fixed weights</w:t>
       </w:r>
     </w:p>
     <w:p>
@@ -2581,7 +2581,7 @@
         <w:spacing w:after="80" w:line="276"/>
       </w:pPr>
       <w:r>
-        <w:t xml:space="preserve">The chat template adds the role and assistant-start formatting expected by Qwen.</w:t>
+        <w:t xml:space="preserve">The chat template adds the role and assistant-start formatting expected by the selected checkpoint.</w:t>
       </w:r>
     </w:p>
     <w:p>
@@ -2640,7 +2640,7 @@
         <w:t xml:space="preserve">Check your understanding.</w:t>
       </w:r>
       <w:r>
-        <w:t xml:space="preserve"> Why does chat slice the generated tensor at the original input length?</w:t>
+        <w:t xml:space="preserve"> Why slice?</w:t>
       </w:r>
     </w:p>
     <w:p>
@@ -2676,7 +2676,7 @@
         <w:spacing w:after="140" w:line="288"/>
       </w:pPr>
       <w:r>
-        <w:t xml:space="preserve">Separate model scores from the decoding policy</w:t>
+        <w:t xml:space="preserve">Choose; reuse fixed weights</w:t>
       </w:r>
     </w:p>
     <w:p>
@@ -2845,7 +2845,7 @@
         <w:t xml:space="preserve">Check your understanding.</w:t>
       </w:r>
       <w:r>
-        <w:t xml:space="preserve"> Why can top-p retain different numbers of candidates at successive positions?</w:t>
+        <w:t xml:space="preserve"> Can retained count vary?</w:t>
       </w:r>
     </w:p>
     <w:p>
@@ -2862,7 +2862,7 @@
         <w:t xml:space="preserve">Instructor explanation.</w:t>
       </w:r>
       <w:r>
-        <w:t xml:space="preserve"> The probability distribution changes with the prefix; a confident distribution needs fewer candidates to reach p.</w:t>
+        <w:t xml:space="preserve"> Yes. The distribution changes with the prefix; a confident distribution needs fewer candidates to reach p.</w:t>
       </w:r>
     </w:p>
     <w:p>
@@ -2871,7 +2871,7 @@
         <w:keepNext/>
       </w:pPr>
       <w:r>
-        <w:t xml:space="preserve">Compare models with evidence</w:t>
+        <w:t xml:space="preserve">Core generation and checking</w:t>
       </w:r>
     </w:p>
     <w:p>
@@ -2881,7 +2881,7 @@
         <w:spacing w:after="140" w:line="288"/>
       </w:pPr>
       <w:r>
-        <w:t xml:space="preserve">Different experiments answer different comparison questions</w:t>
+        <w:t xml:space="preserve">Fixed weights</w:t>
       </w:r>
     </w:p>
     <w:p>
@@ -2895,7 +2895,7 @@
           <wp:inline distT="0" distB="0" distL="0" distR="0">
             <wp:extent cx="5334000" cy="1962150"/>
             <wp:effectExtent t="0" r="0" b="0" l="0"/>
-            <wp:docPr id="4" name="Compare models with evidence" descr="Compare models with evidence" title="Compare models with evidence"/>
+            <wp:docPr id="4" name="Core generation and checking" descr="Core generation and checking" title="Core generation and checking"/>
             <wp:cNvGraphicFramePr>
               <a:graphicFrameLocks xmlns:a="http://schemas.openxmlformats.org/drawingml/2006/main" noChangeAspect="1"/>
             </wp:cNvGraphicFramePr>
@@ -2944,7 +2944,7 @@
           <w:sz w:val="19"/>
           <w:szCs w:val="19"/>
         </w:rPr>
-        <w:t xml:space="preserve">Compare models with evidence</w:t>
+        <w:t xml:space="preserve">Core generation and checking</w:t>
       </w:r>
     </w:p>
     <w:p>
@@ -2954,7 +2954,7 @@
         <w:spacing w:after="140" w:line="288"/>
       </w:pPr>
       <w:r>
-        <w:t xml:space="preserve">This lab is a sequence of comparison experiments, rather than one shared model pipeline. Token counts show how the same text becomes different pieces. The family demonstrations then expose different output interfaces: BERT ranks words for a blank, Flan-T5 transforms input text into output text, and Qwen continues a formatted conversation. Decoding experiments keep a story prefix fixed while changing how tokens are selected. Perplexity measures the predictability of supplied text, but differences in token boundaries prevent a direct per-token ranking across model families. The call log measures output length and elapsed time. Finally, the thinking experiment checks final numerical answers across sampled seeds, rather than trusting persuasive intermediate text. Different mode settings also use different token budgets and sampling parameters, so the comparison reflects the complete settings used, rather than isolating the thinking switch alone.</w:t>
+        <w:t xml:space="preserve">This coherent diagram traces generation with the core checkpoint. Text becomes IDs, the fixed decoder predicts vocabulary scores, and a selection rule chooses another ID. Appending changes the prefix for the next call. Decoding yields a reply for task-specific checking. Other lab activities measure tokenizer pieces, known-text predictability or synthetic answer-scoring rules separately. Their outputs are not inputs to this generation path.</w:t>
       </w:r>
     </w:p>
     <w:p>
@@ -2977,7 +2977,7 @@
         <w:spacing w:after="80" w:line="276"/>
       </w:pPr>
       <w:r>
-        <w:t xml:space="preserve">Count tokens for identical source text before comparing the models' outputs.</w:t>
+        <w:t xml:space="preserve">Tokenise the fixed story prefix with the core SmolLM2 tokenizer, producing IDs [1,L].</w:t>
       </w:r>
     </w:p>
     <w:p>
@@ -2991,7 +2991,7 @@
         <w:spacing w:after="80" w:line="276"/>
       </w:pPr>
       <w:r>
-        <w:t xml:space="preserve">BERT fills [MASK]; T5 and Qwen generate text using different architectures.</w:t>
+        <w:t xml:space="preserve">The decoder's final vocabulary row supplies scores [V]; temperature and filters define the selection policy.</w:t>
       </w:r>
     </w:p>
     <w:p>
@@ -3005,7 +3005,7 @@
         <w:spacing w:after="80" w:line="276"/>
       </w:pPr>
       <w:r>
-        <w:t xml:space="preserve">Use the same story prefix for greedy, beam and sampled continuations.</w:t>
+        <w:t xml:space="preserve">Append one selected ID and repeat for the recorded short budget, using unchanged model weights.</w:t>
       </w:r>
     </w:p>
     <w:p>
@@ -3019,7 +3019,7 @@
         <w:spacing w:after="80" w:line="276"/>
       </w:pPr>
       <w:r>
-        <w:t xml:space="preserve">Treat perplexity under different tokenisers as different prediction measurements.</w:t>
+        <w:t xml:space="preserve">Decode the reply and verify its fit; distinct-2 measures repetition rather than factual accuracy.</w:t>
       </w:r>
     </w:p>
     <w:p>
@@ -3033,7 +3033,7 @@
         <w:spacing w:after="80" w:line="276"/>
       </w:pPr>
       <w:r>
-        <w:t xml:space="preserve">For the scheduling puzzle, compare final-answer correctness, tokens and time across runs.</w:t>
+        <w:t xml:space="preserve">Token counts, perplexity and final-answer scoring are separate experiments; family/reasoning downloads are optional stretches.</w:t>
       </w:r>
     </w:p>
     <w:p>
@@ -3050,7 +3050,7 @@
         <w:t xml:space="preserve">Check your understanding.</w:t>
       </w:r>
       <w:r>
-        <w:t xml:space="preserve"> Can lower perplexity from one tokenizer prove that its model answers questions better?</w:t>
+        <w:t xml:space="preserve"> Are weights updated?</w:t>
       </w:r>
     </w:p>
     <w:p>
@@ -3067,7 +3067,7 @@
         <w:t xml:space="preserve">Instructor explanation.</w:t>
       </w:r>
       <w:r>
-        <w:t xml:space="preserve"> No. Tokenisers define different prediction units, and text predictability is not the same measurement as question-answer correctness.</w:t>
+        <w:t xml:space="preserve"> No. The prefix changes and the fixed model repeats inference; an optimiser update belongs to training.</w:t>
       </w:r>
     </w:p>
     <w:p>
@@ -3086,7 +3086,7 @@
         <w:spacing w:after="140" w:line="288"/>
       </w:pPr>
       <w:r>
-        <w:t xml:space="preserve">This is the developer's training process. This week's lab uses already trained models.</w:t>
+        <w:t xml:space="preserve">Developer training; lab scores</w:t>
       </w:r>
     </w:p>
     <w:p>
@@ -3241,7 +3241,7 @@
         <w:t xml:space="preserve">Check your understanding.</w:t>
       </w:r>
       <w:r>
-        <w:t xml:space="preserve"> Does the week 6 pipeline call learn new weights from your question?</w:t>
+        <w:t xml:space="preserve"> Does scoring update weights?</w:t>
       </w:r>
     </w:p>
     <w:p>
@@ -3277,7 +3277,7 @@
         <w:spacing w:after="140" w:line="288"/>
       </w:pPr>
       <w:r>
-        <w:t xml:space="preserve">A request contains messages and settings. The result includes text and usage evidence.</w:t>
+        <w:t xml:space="preserve">Alternative routes</w:t>
       </w:r>
     </w:p>
     <w:p>
@@ -3432,7 +3432,7 @@
         <w:t xml:space="preserve">Check your understanding.</w:t>
       </w:r>
       <w:r>
-        <w:t xml:space="preserve"> Why can token counts differ for the same question sent to two models?</w:t>
+        <w:t xml:space="preserve"> Same tokenizer everywhere?</w:t>
       </w:r>
     </w:p>
     <w:p>
@@ -3449,7 +3449,7 @@
         <w:t xml:space="preserve">Instructor explanation.</w:t>
       </w:r>
       <w:r>
-        <w:t xml:space="preserve"> The models may use different tokenizers and chat templates. Compare each model's actual formatted input and output counts.</w:t>
+        <w:t xml:space="preserve"> No. Local and hosted models can format and tokenise differently; this shared wrapper does not expose hosted usage.</w:t>
       </w:r>
     </w:p>
     <w:p>
@@ -3664,7 +3664,7 @@
                 <w:sz w:val="20"/>
                 <w:szCs w:val="20"/>
               </w:rPr>
-              <w:t xml:space="preserve">Compare columns for the same source text; inspect actual token pieces as well.</w:t>
+              <w:t xml:space="preserve">Compare pieces for identical text; the core loads only tokenizers for SmolLM2 and BERT.</w:t>
             </w:r>
           </w:p>
         </w:tc>
@@ -3755,7 +3755,7 @@
                 <w:sz w:val="20"/>
                 <w:szCs w:val="20"/>
               </w:rPr>
-              <w:t xml:space="preserve">Contrast its input/output interface with masked filling and chat.</w:t>
+              <w:t xml:space="preserve">This original encoder-decoder helper runs only when the family stretch is enabled.</w:t>
             </w:r>
           </w:p>
         </w:tc>
@@ -3846,7 +3846,7 @@
                 <w:sz w:val="20"/>
                 <w:szCs w:val="20"/>
               </w:rPr>
-              <w:t xml:space="preserve">Locate the boundary between input tokens and newly generated answer tokens.</w:t>
+              <w:t xml:space="preserve">Locate the prefix/new-ID boundary; thinking opt-in requires explicit sampled settings.</w:t>
             </w:r>
           </w:p>
         </w:tc>
@@ -4119,7 +4119,7 @@
                 <w:sz w:val="20"/>
                 <w:szCs w:val="20"/>
               </w:rPr>
-              <w:t xml:space="preserve">Inspect finished, correct, tokens and seconds together; avoid judging one example.</w:t>
+              <w:t xml:space="preserve">Live thinking rows exist only after stretch opt-in; synthetic checks do not measure Qwen accuracy.</w:t>
             </w:r>
           </w:p>
         </w:tc>
@@ -4290,6 +4290,40 @@
       </w:r>
       <w:r>
         <w:t xml:space="preserve"> The elapsed time from a request to its result; first-token latency measures the initial wait.</w:t>
+      </w:r>
+    </w:p>
+    <w:p>
+      <w:pPr>
+        <w:keepNext w:val="false"/>
+        <w:keepLines/>
+        <w:spacing w:after="140" w:line="288"/>
+      </w:pPr>
+      <w:r>
+        <w:rPr>
+          <w:b/>
+          <w:bCs/>
+        </w:rPr>
+        <w:t xml:space="preserve">Attention mask.</w:t>
+      </w:r>
+      <w:r>
+        <w:t xml:space="preserve"> Rules marking which token pairs an attention operation may use; Boolean conventions vary by API.</w:t>
+      </w:r>
+    </w:p>
+    <w:p>
+      <w:pPr>
+        <w:keepNext w:val="false"/>
+        <w:keepLines/>
+        <w:spacing w:after="140" w:line="288"/>
+      </w:pPr>
+      <w:r>
+        <w:rPr>
+          <w:b/>
+          <w:bCs/>
+        </w:rPr>
+        <w:t xml:space="preserve">Training target.</w:t>
+      </w:r>
+      <w:r>
+        <w:t xml:space="preserve"> The known answer used to measure a model's prediction error.</w:t>
       </w:r>
     </w:p>
     <w:p>
@@ -5485,7 +5519,94 @@
         <w:t xml:space="preserve">Read the scaling fit.</w:t>
       </w:r>
       <w:r>
-        <w:t xml:space="preserve"> E is the fitted baseline loss. The next term decreases with model size N, and the last decreases with data D. Doubling N multiplies its term by 2⁻⁰·³⁴, about 0.79, while keeping D fixed. These constants describe the study’s fit.</w:t>
+        <w:t xml:space="preserve"> </w:t>
+      </w:r>
+      <w:r>
+        <w:rPr>
+          <w:i/>
+          <w:iCs/>
+        </w:rPr>
+        <w:t xml:space="preserve">L</w:t>
+      </w:r>
+      <w:r>
+        <w:t xml:space="preserve"> is predicted loss, </w:t>
+      </w:r>
+      <w:r>
+        <w:rPr>
+          <w:i/>
+          <w:iCs/>
+        </w:rPr>
+        <w:t xml:space="preserve">N</w:t>
+      </w:r>
+      <w:r>
+        <w:t xml:space="preserve"> counts parameters, </w:t>
+      </w:r>
+      <w:r>
+        <w:rPr>
+          <w:i/>
+          <w:iCs/>
+        </w:rPr>
+        <w:t xml:space="preserve">D</w:t>
+      </w:r>
+      <w:r>
+        <w:t xml:space="preserve"> counts training tokens, and </w:t>
+      </w:r>
+      <w:r>
+        <w:rPr>
+          <w:i/>
+          <w:iCs/>
+        </w:rPr>
+        <w:t xml:space="preserve">E</w:t>
+      </w:r>
+      <w:r>
+        <w:t xml:space="preserve"> is the fitted baseline loss.</w:t>
+      </w:r>
+    </w:p>
+    <w:p>
+      <w:pPr>
+        <w:keepNext w:val="false"/>
+        <w:keepLines/>
+        <w:spacing w:after="140" w:line="288"/>
+      </w:pPr>
+      <w:r>
+        <w:rPr>
+          <w:i/>
+          <w:iCs/>
+        </w:rPr>
+        <w:t xml:space="preserve">A</w:t>
+      </w:r>
+      <w:r>
+        <w:t xml:space="preserve"> and </w:t>
+      </w:r>
+      <w:r>
+        <w:rPr>
+          <w:i/>
+          <w:iCs/>
+        </w:rPr>
+        <w:t xml:space="preserve">B</w:t>
+      </w:r>
+      <w:r>
+        <w:t xml:space="preserve"> are fitted scale factors. The exponents </w:t>
+      </w:r>
+      <w:r>
+        <w:rPr>
+          <w:i w:val="false"/>
+          <w:iCs w:val="false"/>
+        </w:rPr>
+        <w:t xml:space="preserve">α</w:t>
+      </w:r>
+      <w:r>
+        <w:t xml:space="preserve"> and </w:t>
+      </w:r>
+      <w:r>
+        <w:rPr>
+          <w:i w:val="false"/>
+          <w:iCs w:val="false"/>
+        </w:rPr>
+        <w:t xml:space="preserve">β</w:t>
+      </w:r>
+      <w:r>
+        <w:t xml:space="preserve"> control how their terms decrease with model size and data. Doubling N multiplies its term by 2⁻⁰·³⁴, about 0.79, while keeping D fixed. These constants describe the study’s fit.</w:t>
       </w:r>
     </w:p>
     <w:p>
@@ -11642,11 +11763,11 @@
             <w:r>
               <w:rPr>
                 <w:rFonts w:ascii="Consolas" w:cs="Consolas" w:eastAsia="Consolas" w:hAnsi="Consolas"/>
-                <w:color w:val="1F2937"/>
+                <w:color w:val="6B7280"/>
                 <w:sz w:val="18"/>
                 <w:szCs w:val="18"/>
               </w:rPr>
-              <w:t xml:space="preserve">import os</w:t>
+              <w:t xml:space="preserve"># Optional hosted route used in the lab (one provider switch enabled in setup)</w:t>
             </w:r>
           </w:p>
           <w:p>
@@ -11660,7 +11781,7 @@
                 <w:sz w:val="18"/>
                 <w:szCs w:val="18"/>
               </w:rPr>
-              <w:t xml:space="preserve">from huggingface_hub import InferenceClient</w:t>
+              <w:t xml:space="preserve">answer = ask_model("Name three LLM families.", temperature=0.2, max_output_tokens=128)</w:t>
             </w:r>
           </w:p>
           <w:p>
@@ -11674,49 +11795,7 @@
                 <w:sz w:val="18"/>
                 <w:szCs w:val="18"/>
               </w:rPr>
-              <w:t xml:space="preserve">client = InferenceClient(api_key=os.environ["HF_TOKEN"])</w:t>
-            </w:r>
-          </w:p>
-          <w:p>
-            <w:pPr>
-              <w:spacing w:after="0" w:line="252"/>
-            </w:pPr>
-            <w:r>
-              <w:rPr>
-                <w:rFonts w:ascii="Consolas" w:cs="Consolas" w:eastAsia="Consolas" w:hAnsi="Consolas"/>
-                <w:color w:val="1F2937"/>
-                <w:sz w:val="18"/>
-                <w:szCs w:val="18"/>
-              </w:rPr>
-              <w:t xml:space="preserve">resp = client.chat.completions.create(model="Qwen/Qwen2.5-7B-Instruct",</w:t>
-            </w:r>
-          </w:p>
-          <w:p>
-            <w:pPr>
-              <w:spacing w:after="0" w:line="252"/>
-            </w:pPr>
-            <w:r>
-              <w:rPr>
-                <w:rFonts w:ascii="Consolas" w:cs="Consolas" w:eastAsia="Consolas" w:hAnsi="Consolas"/>
-                <w:color w:val="1F2937"/>
-                <w:sz w:val="18"/>
-                <w:szCs w:val="18"/>
-              </w:rPr>
-              <w:t xml:space="preserve">        messages=[{"role": "user", "content": "Name three LLM families."}],</w:t>
-            </w:r>
-          </w:p>
-          <w:p>
-            <w:pPr>
-              <w:spacing w:after="0" w:line="252"/>
-            </w:pPr>
-            <w:r>
-              <w:rPr>
-                <w:rFonts w:ascii="Consolas" w:cs="Consolas" w:eastAsia="Consolas" w:hAnsi="Consolas"/>
-                <w:color w:val="1F2937"/>
-                <w:sz w:val="18"/>
-                <w:szCs w:val="18"/>
-              </w:rPr>
-              <w:t xml:space="preserve">        max_tokens=100, temperature=0.2)</w:t>
+              <w:t xml:space="preserve">print(answer or "No provider response; the local model still answers.")</w:t>
             </w:r>
           </w:p>
         </w:tc>
@@ -12293,7 +12372,35 @@
         <w:keepNext/>
       </w:pPr>
       <w:r>
-        <w:t xml:space="preserve">Responsible AI lens: large language models</w:t>
+        <w:t xml:space="preserve">Worked examples to teach at the board</w:t>
+      </w:r>
+    </w:p>
+    <w:p>
+      <w:pPr>
+        <w:pStyle w:val="Heading2"/>
+        <w:keepNext/>
+      </w:pPr>
+      <w:r>
+        <w:t xml:space="preserve">Count tokens, then cost</w:t>
+      </w:r>
+    </w:p>
+    <w:p>
+      <w:pPr>
+        <w:keepNext w:val="false"/>
+        <w:keepLines/>
+        <w:spacing w:after="140" w:line="288"/>
+      </w:pPr>
+      <w:r>
+        <w:t xml:space="preserve">The English sentence "Large language models predict the next token. Tokenisers split text into pieces." has 12 whitespace words. Suppose a tokenizer averages 1.25 pieces per English word and 3 per Irish word (the lab measured 1.25 and 3.00 for SmolLM2). Then the sentence needs about 12 × 1.25 = 15 tokens, and a request budget of 4,000 tokens holds roughly 3,200 English words but only about 1,300 Irish words. Price and speed scale with tokens, not words.</w:t>
+      </w:r>
+    </w:p>
+    <w:p>
+      <w:pPr>
+        <w:pStyle w:val="Heading2"/>
+        <w:keepNext/>
+      </w:pPr>
+      <w:r>
+        <w:t xml:space="preserve">Apply top-p by hand</w:t>
       </w:r>
     </w:p>
     <w:p>
@@ -12307,6 +12414,761 @@
         <w:spacing w:after="80" w:line="276"/>
       </w:pPr>
       <w:r>
+        <w:t xml:space="preserve">Scores [2, 1, 0.5, 0.1, −1] → softmax [0.56, 0.21, 0.12, 0.08, 0.03].</w:t>
+      </w:r>
+    </w:p>
+    <w:p>
+      <w:pPr>
+        <w:pStyle w:val="ListParagraph"/>
+        <w:keepLines/>
+        <w:numPr>
+          <w:ilvl w:val="0"/>
+          <w:numId w:val="12"/>
+        </w:numPr>
+        <w:spacing w:after="80" w:line="276"/>
+      </w:pPr>
+      <w:r>
+        <w:t xml:space="preserve">Cumulative mass (from unrounded probabilities): 0.56, 0.76, 0.89, 0.97, 1.00.</w:t>
+      </w:r>
+    </w:p>
+    <w:p>
+      <w:pPr>
+        <w:pStyle w:val="ListParagraph"/>
+        <w:keepLines/>
+        <w:numPr>
+          <w:ilvl w:val="0"/>
+          <w:numId w:val="12"/>
+        </w:numPr>
+        <w:spacing w:after="80" w:line="276"/>
+      </w:pPr>
+      <w:r>
+        <w:t xml:space="preserve">With p = 0.8, keep tokens until the total first reaches 0.8: the first three (0.89).</w:t>
+      </w:r>
+    </w:p>
+    <w:p>
+      <w:pPr>
+        <w:pStyle w:val="ListParagraph"/>
+        <w:keepLines/>
+        <w:numPr>
+          <w:ilvl w:val="0"/>
+          <w:numId w:val="12"/>
+        </w:numPr>
+        <w:spacing w:after="80" w:line="276"/>
+      </w:pPr>
+      <w:r>
+        <w:t xml:space="preserve">Renormalise: 0.56/0.89 = 0.63, 0.21/0.89 = 0.23, 0.12/0.89 = 0.14.</w:t>
+      </w:r>
+    </w:p>
+    <w:p>
+      <w:pPr>
+        <w:keepNext w:val="false"/>
+        <w:keepLines/>
+        <w:spacing w:after="140" w:line="288"/>
+      </w:pPr>
+      <w:r>
+        <w:t xml:space="preserve">Ask before revealing step 3: does top-p always keep the same number of tokens? (No: a confident distribution keeps fewer.)</w:t>
+      </w:r>
+    </w:p>
+    <w:p>
+      <w:pPr>
+        <w:pStyle w:val="Heading2"/>
+        <w:keepNext/>
+      </w:pPr>
+      <w:r>
+        <w:t xml:space="preserve">Read a perplexity</w:t>
+      </w:r>
+    </w:p>
+    <w:p>
+      <w:pPr>
+        <w:keepNext w:val="false"/>
+        <w:keepLines/>
+        <w:spacing w:after="140" w:line="288"/>
+      </w:pPr>
+      <w:r>
+        <w:t xml:space="preserve">Perplexity is exp(mean negative log-likelihood). A mean loss of ln(8) ≈ 2.08 nats gives perplexity 8: on average the model was as uncertain as a uniform choice among eight tokens. In the lab, the code snippet scored 8.7 and the shuffled sentence 4,605. Neither number says whether the model can answer a question correctly.</w:t>
+      </w:r>
+    </w:p>
+    <w:p>
+      <w:pPr>
+        <w:pStyle w:val="Heading2"/>
+        <w:keepNext/>
+      </w:pPr>
+      <w:r>
+        <w:t xml:space="preserve">Estimate training compute</w:t>
+      </w:r>
+    </w:p>
+    <w:p>
+      <w:pPr>
+        <w:keepNext w:val="false"/>
+        <w:keepLines/>
+        <w:spacing w:after="140" w:line="288"/>
+      </w:pPr>
+      <w:r>
+        <w:t xml:space="preserve">C ≈ 6ND. For an illustrative N = 135 million parameters (the size of the lab's SmolLM2) and D = 2 trillion tokens: 6 × 1.35 × 10⁸ × 2 × 10¹² = 1.6 × 10²¹ operations, about one fiftieth of the 7 B example on the slide (8.4 × 10²² ÷ 1.6 × 10²¹ ≈ 52, because 7 billion ÷ 135 million ≈ 52). The estimate ignores attention cost and hardware efficiency.</w:t>
+      </w:r>
+    </w:p>
+    <w:p>
+      <w:pPr>
+        <w:pStyle w:val="Heading1"/>
+        <w:keepNext/>
+      </w:pPr>
+      <w:r>
+        <w:t xml:space="preserve">Frequently confused ideas</w:t>
+      </w:r>
+    </w:p>
+    <w:tbl>
+      <w:tblPr>
+        <w:tblW w:type="dxa" w:w="9412"/>
+        <w:tblBorders>
+          <w:top w:val="single" w:color="auto" w:sz="4"/>
+          <w:left w:val="single" w:color="auto" w:sz="4"/>
+          <w:bottom w:val="single" w:color="auto" w:sz="4"/>
+          <w:right w:val="single" w:color="auto" w:sz="4"/>
+          <w:insideH w:val="single" w:color="auto" w:sz="4"/>
+          <w:insideV w:val="single" w:color="auto" w:sz="4"/>
+        </w:tblBorders>
+        <w:tblLayout w:type="fixed"/>
+      </w:tblPr>
+      <w:tblGrid>
+        <w:gridCol w:w="4706"/>
+        <w:gridCol w:w="4706"/>
+      </w:tblGrid>
+      <w:tr>
+        <w:trPr>
+          <w:cantSplit/>
+          <w:tblHeader/>
+        </w:trPr>
+        <w:tc>
+          <w:tcPr>
+            <w:tcW w:type="dxa" w:w="4706"/>
+            <w:tcBorders>
+              <w:top w:val="single" w:color="D1D5DB" w:sz="4"/>
+              <w:left w:val="single" w:color="D1D5DB" w:sz="4"/>
+              <w:bottom w:val="single" w:color="D1D5DB" w:sz="4"/>
+              <w:right w:val="single" w:color="D1D5DB" w:sz="4"/>
+            </w:tcBorders>
+            <w:shd w:fill="1E1B4B" w:color="auto" w:val="clear"/>
+            <w:tcMar>
+              <w:top w:type="dxa" w:w="80"/>
+              <w:left w:type="dxa" w:w="120"/>
+              <w:bottom w:type="dxa" w:w="80"/>
+              <w:right w:type="dxa" w:w="120"/>
+            </w:tcMar>
+            <w:vAlign w:val="top"/>
+          </w:tcPr>
+          <w:p>
+            <w:r>
+              <w:rPr>
+                <w:b/>
+                <w:bCs/>
+                <w:color w:val="FFFFFF"/>
+                <w:sz w:val="20"/>
+                <w:szCs w:val="20"/>
+              </w:rPr>
+              <w:t xml:space="preserve">Student question</w:t>
+            </w:r>
+          </w:p>
+        </w:tc>
+        <w:tc>
+          <w:tcPr>
+            <w:tcW w:type="dxa" w:w="4706"/>
+            <w:tcBorders>
+              <w:top w:val="single" w:color="D1D5DB" w:sz="4"/>
+              <w:left w:val="single" w:color="D1D5DB" w:sz="4"/>
+              <w:bottom w:val="single" w:color="D1D5DB" w:sz="4"/>
+              <w:right w:val="single" w:color="D1D5DB" w:sz="4"/>
+            </w:tcBorders>
+            <w:shd w:fill="1E1B4B" w:color="auto" w:val="clear"/>
+            <w:tcMar>
+              <w:top w:type="dxa" w:w="80"/>
+              <w:left w:type="dxa" w:w="120"/>
+              <w:bottom w:type="dxa" w:w="80"/>
+              <w:right w:type="dxa" w:w="120"/>
+            </w:tcMar>
+            <w:vAlign w:val="top"/>
+          </w:tcPr>
+          <w:p>
+            <w:r>
+              <w:rPr>
+                <w:b/>
+                <w:bCs/>
+                <w:color w:val="FFFFFF"/>
+                <w:sz w:val="20"/>
+                <w:szCs w:val="20"/>
+              </w:rPr>
+              <w:t xml:space="preserve">Answer</w:t>
+            </w:r>
+          </w:p>
+        </w:tc>
+      </w:tr>
+      <w:tr>
+        <w:trPr>
+          <w:cantSplit/>
+        </w:trPr>
+        <w:tc>
+          <w:tcPr>
+            <w:tcW w:type="dxa" w:w="4706"/>
+            <w:tcBorders>
+              <w:top w:val="single" w:color="D1D5DB" w:sz="4"/>
+              <w:left w:val="single" w:color="D1D5DB" w:sz="4"/>
+              <w:bottom w:val="single" w:color="D1D5DB" w:sz="4"/>
+              <w:right w:val="single" w:color="D1D5DB" w:sz="4"/>
+            </w:tcBorders>
+            <w:shd w:fill="EEF0FF" w:color="auto" w:val="clear"/>
+            <w:tcMar>
+              <w:top w:type="dxa" w:w="80"/>
+              <w:left w:type="dxa" w:w="120"/>
+              <w:bottom w:type="dxa" w:w="80"/>
+              <w:right w:type="dxa" w:w="120"/>
+            </w:tcMar>
+            <w:vAlign w:val="top"/>
+          </w:tcPr>
+          <w:p>
+            <w:r>
+              <w:rPr>
+                <w:b/>
+                <w:bCs/>
+                <w:sz w:val="20"/>
+                <w:szCs w:val="20"/>
+              </w:rPr>
+              <w:t xml:space="preserve">Is a token the same as a word?</w:t>
+            </w:r>
+          </w:p>
+        </w:tc>
+        <w:tc>
+          <w:tcPr>
+            <w:tcW w:type="dxa" w:w="4706"/>
+            <w:tcBorders>
+              <w:top w:val="single" w:color="D1D5DB" w:sz="4"/>
+              <w:left w:val="single" w:color="D1D5DB" w:sz="4"/>
+              <w:bottom w:val="single" w:color="D1D5DB" w:sz="4"/>
+              <w:right w:val="single" w:color="D1D5DB" w:sz="4"/>
+            </w:tcBorders>
+            <w:shd w:fill="EEF0FF" w:color="auto" w:val="clear"/>
+            <w:tcMar>
+              <w:top w:type="dxa" w:w="80"/>
+              <w:left w:type="dxa" w:w="120"/>
+              <w:bottom w:type="dxa" w:w="80"/>
+              <w:right w:type="dxa" w:w="120"/>
+            </w:tcMar>
+            <w:vAlign w:val="top"/>
+          </w:tcPr>
+          <w:p>
+            <w:r>
+              <w:rPr>
+                <w:sz w:val="20"/>
+                <w:szCs w:val="20"/>
+              </w:rPr>
+              <w:t xml:space="preserve">No. A token is a vocabulary piece; one word can be several tokens, and a space can be part of a token.</w:t>
+            </w:r>
+          </w:p>
+        </w:tc>
+      </w:tr>
+      <w:tr>
+        <w:trPr>
+          <w:cantSplit/>
+        </w:trPr>
+        <w:tc>
+          <w:tcPr>
+            <w:tcW w:type="dxa" w:w="4706"/>
+            <w:tcBorders>
+              <w:top w:val="single" w:color="D1D5DB" w:sz="4"/>
+              <w:left w:val="single" w:color="D1D5DB" w:sz="4"/>
+              <w:bottom w:val="single" w:color="D1D5DB" w:sz="4"/>
+              <w:right w:val="single" w:color="D1D5DB" w:sz="4"/>
+            </w:tcBorders>
+            <w:shd w:fill="FFFFFF" w:color="auto" w:val="clear"/>
+            <w:tcMar>
+              <w:top w:type="dxa" w:w="80"/>
+              <w:left w:type="dxa" w:w="120"/>
+              <w:bottom w:type="dxa" w:w="80"/>
+              <w:right w:type="dxa" w:w="120"/>
+            </w:tcMar>
+            <w:vAlign w:val="top"/>
+          </w:tcPr>
+          <w:p>
+            <w:r>
+              <w:rPr>
+                <w:b/>
+                <w:bCs/>
+                <w:sz w:val="20"/>
+                <w:szCs w:val="20"/>
+              </w:rPr>
+              <w:t xml:space="preserve">Does temperature 0 mean the model is always right?</w:t>
+            </w:r>
+          </w:p>
+        </w:tc>
+        <w:tc>
+          <w:tcPr>
+            <w:tcW w:type="dxa" w:w="4706"/>
+            <w:tcBorders>
+              <w:top w:val="single" w:color="D1D5DB" w:sz="4"/>
+              <w:left w:val="single" w:color="D1D5DB" w:sz="4"/>
+              <w:bottom w:val="single" w:color="D1D5DB" w:sz="4"/>
+              <w:right w:val="single" w:color="D1D5DB" w:sz="4"/>
+            </w:tcBorders>
+            <w:shd w:fill="FFFFFF" w:color="auto" w:val="clear"/>
+            <w:tcMar>
+              <w:top w:type="dxa" w:w="80"/>
+              <w:left w:type="dxa" w:w="120"/>
+              <w:bottom w:type="dxa" w:w="80"/>
+              <w:right w:type="dxa" w:w="120"/>
+            </w:tcMar>
+            <w:vAlign w:val="top"/>
+          </w:tcPr>
+          <w:p>
+            <w:r>
+              <w:rPr>
+                <w:sz w:val="20"/>
+                <w:szCs w:val="20"/>
+              </w:rPr>
+              <w:t xml:space="preserve">No. Greedy decoding picks the most probable token; the most probable continuation can still be false.</w:t>
+            </w:r>
+          </w:p>
+        </w:tc>
+      </w:tr>
+      <w:tr>
+        <w:trPr>
+          <w:cantSplit/>
+        </w:trPr>
+        <w:tc>
+          <w:tcPr>
+            <w:tcW w:type="dxa" w:w="4706"/>
+            <w:tcBorders>
+              <w:top w:val="single" w:color="D1D5DB" w:sz="4"/>
+              <w:left w:val="single" w:color="D1D5DB" w:sz="4"/>
+              <w:bottom w:val="single" w:color="D1D5DB" w:sz="4"/>
+              <w:right w:val="single" w:color="D1D5DB" w:sz="4"/>
+            </w:tcBorders>
+            <w:shd w:fill="EEF0FF" w:color="auto" w:val="clear"/>
+            <w:tcMar>
+              <w:top w:type="dxa" w:w="80"/>
+              <w:left w:type="dxa" w:w="120"/>
+              <w:bottom w:type="dxa" w:w="80"/>
+              <w:right w:type="dxa" w:w="120"/>
+            </w:tcMar>
+            <w:vAlign w:val="top"/>
+          </w:tcPr>
+          <w:p>
+            <w:r>
+              <w:rPr>
+                <w:b/>
+                <w:bCs/>
+                <w:sz w:val="20"/>
+                <w:szCs w:val="20"/>
+              </w:rPr>
+              <w:t xml:space="preserve">Does a larger context window mean the model reads everything equally well?</w:t>
+            </w:r>
+          </w:p>
+        </w:tc>
+        <w:tc>
+          <w:tcPr>
+            <w:tcW w:type="dxa" w:w="4706"/>
+            <w:tcBorders>
+              <w:top w:val="single" w:color="D1D5DB" w:sz="4"/>
+              <w:left w:val="single" w:color="D1D5DB" w:sz="4"/>
+              <w:bottom w:val="single" w:color="D1D5DB" w:sz="4"/>
+              <w:right w:val="single" w:color="D1D5DB" w:sz="4"/>
+            </w:tcBorders>
+            <w:shd w:fill="EEF0FF" w:color="auto" w:val="clear"/>
+            <w:tcMar>
+              <w:top w:type="dxa" w:w="80"/>
+              <w:left w:type="dxa" w:w="120"/>
+              <w:bottom w:type="dxa" w:w="80"/>
+              <w:right w:type="dxa" w:w="120"/>
+            </w:tcMar>
+            <w:vAlign w:val="top"/>
+          </w:tcPr>
+          <w:p>
+            <w:r>
+              <w:rPr>
+                <w:sz w:val="20"/>
+                <w:szCs w:val="20"/>
+              </w:rPr>
+              <w:t xml:space="preserve">No. Long inputs cost more, and material in the middle can be used less reliably.</w:t>
+            </w:r>
+          </w:p>
+        </w:tc>
+      </w:tr>
+      <w:tr>
+        <w:trPr>
+          <w:cantSplit/>
+        </w:trPr>
+        <w:tc>
+          <w:tcPr>
+            <w:tcW w:type="dxa" w:w="4706"/>
+            <w:tcBorders>
+              <w:top w:val="single" w:color="D1D5DB" w:sz="4"/>
+              <w:left w:val="single" w:color="D1D5DB" w:sz="4"/>
+              <w:bottom w:val="single" w:color="D1D5DB" w:sz="4"/>
+              <w:right w:val="single" w:color="D1D5DB" w:sz="4"/>
+            </w:tcBorders>
+            <w:shd w:fill="FFFFFF" w:color="auto" w:val="clear"/>
+            <w:tcMar>
+              <w:top w:type="dxa" w:w="80"/>
+              <w:left w:type="dxa" w:w="120"/>
+              <w:bottom w:type="dxa" w:w="80"/>
+              <w:right w:type="dxa" w:w="120"/>
+            </w:tcMar>
+            <w:vAlign w:val="top"/>
+          </w:tcPr>
+          <w:p>
+            <w:r>
+              <w:rPr>
+                <w:b/>
+                <w:bCs/>
+                <w:sz w:val="20"/>
+                <w:szCs w:val="20"/>
+              </w:rPr>
+              <w:t xml:space="preserve">Is lower perplexity across two models proof of a better model?</w:t>
+            </w:r>
+          </w:p>
+        </w:tc>
+        <w:tc>
+          <w:tcPr>
+            <w:tcW w:type="dxa" w:w="4706"/>
+            <w:tcBorders>
+              <w:top w:val="single" w:color="D1D5DB" w:sz="4"/>
+              <w:left w:val="single" w:color="D1D5DB" w:sz="4"/>
+              <w:bottom w:val="single" w:color="D1D5DB" w:sz="4"/>
+              <w:right w:val="single" w:color="D1D5DB" w:sz="4"/>
+            </w:tcBorders>
+            <w:shd w:fill="FFFFFF" w:color="auto" w:val="clear"/>
+            <w:tcMar>
+              <w:top w:type="dxa" w:w="80"/>
+              <w:left w:type="dxa" w:w="120"/>
+              <w:bottom w:type="dxa" w:w="80"/>
+              <w:right w:type="dxa" w:w="120"/>
+            </w:tcMar>
+            <w:vAlign w:val="top"/>
+          </w:tcPr>
+          <w:p>
+            <w:r>
+              <w:rPr>
+                <w:sz w:val="20"/>
+                <w:szCs w:val="20"/>
+              </w:rPr>
+              <w:t xml:space="preserve">No. Different tokenizers split text differently, so the numbers are not on the same scale.</w:t>
+            </w:r>
+          </w:p>
+        </w:tc>
+      </w:tr>
+      <w:tr>
+        <w:trPr>
+          <w:cantSplit/>
+        </w:trPr>
+        <w:tc>
+          <w:tcPr>
+            <w:tcW w:type="dxa" w:w="4706"/>
+            <w:tcBorders>
+              <w:top w:val="single" w:color="D1D5DB" w:sz="4"/>
+              <w:left w:val="single" w:color="D1D5DB" w:sz="4"/>
+              <w:bottom w:val="single" w:color="D1D5DB" w:sz="4"/>
+              <w:right w:val="single" w:color="D1D5DB" w:sz="4"/>
+            </w:tcBorders>
+            <w:shd w:fill="EEF0FF" w:color="auto" w:val="clear"/>
+            <w:tcMar>
+              <w:top w:type="dxa" w:w="80"/>
+              <w:left w:type="dxa" w:w="120"/>
+              <w:bottom w:type="dxa" w:w="80"/>
+              <w:right w:type="dxa" w:w="120"/>
+            </w:tcMar>
+            <w:vAlign w:val="top"/>
+          </w:tcPr>
+          <w:p>
+            <w:r>
+              <w:rPr>
+                <w:b/>
+                <w:bCs/>
+                <w:sz w:val="20"/>
+                <w:szCs w:val="20"/>
+              </w:rPr>
+              <w:t xml:space="preserve">Does "open-weight" mean free for any use?</w:t>
+            </w:r>
+          </w:p>
+        </w:tc>
+        <w:tc>
+          <w:tcPr>
+            <w:tcW w:type="dxa" w:w="4706"/>
+            <w:tcBorders>
+              <w:top w:val="single" w:color="D1D5DB" w:sz="4"/>
+              <w:left w:val="single" w:color="D1D5DB" w:sz="4"/>
+              <w:bottom w:val="single" w:color="D1D5DB" w:sz="4"/>
+              <w:right w:val="single" w:color="D1D5DB" w:sz="4"/>
+            </w:tcBorders>
+            <w:shd w:fill="EEF0FF" w:color="auto" w:val="clear"/>
+            <w:tcMar>
+              <w:top w:type="dxa" w:w="80"/>
+              <w:left w:type="dxa" w:w="120"/>
+              <w:bottom w:type="dxa" w:w="80"/>
+              <w:right w:type="dxa" w:w="120"/>
+            </w:tcMar>
+            <w:vAlign w:val="top"/>
+          </w:tcPr>
+          <w:p>
+            <w:r>
+              <w:rPr>
+                <w:sz w:val="20"/>
+                <w:szCs w:val="20"/>
+              </w:rPr>
+              <w:t xml:space="preserve">No. Read the licence; some restrict users, use cases or scale.</w:t>
+            </w:r>
+          </w:p>
+        </w:tc>
+      </w:tr>
+      <w:tr>
+        <w:trPr>
+          <w:cantSplit/>
+        </w:trPr>
+        <w:tc>
+          <w:tcPr>
+            <w:tcW w:type="dxa" w:w="4706"/>
+            <w:tcBorders>
+              <w:top w:val="single" w:color="D1D5DB" w:sz="4"/>
+              <w:left w:val="single" w:color="D1D5DB" w:sz="4"/>
+              <w:bottom w:val="single" w:color="D1D5DB" w:sz="4"/>
+              <w:right w:val="single" w:color="D1D5DB" w:sz="4"/>
+            </w:tcBorders>
+            <w:shd w:fill="FFFFFF" w:color="auto" w:val="clear"/>
+            <w:tcMar>
+              <w:top w:type="dxa" w:w="80"/>
+              <w:left w:type="dxa" w:w="120"/>
+              <w:bottom w:type="dxa" w:w="80"/>
+              <w:right w:type="dxa" w:w="120"/>
+            </w:tcMar>
+            <w:vAlign w:val="top"/>
+          </w:tcPr>
+          <w:p>
+            <w:r>
+              <w:rPr>
+                <w:b/>
+                <w:bCs/>
+                <w:sz w:val="20"/>
+                <w:szCs w:val="20"/>
+              </w:rPr>
+              <w:t xml:space="preserve">Does visible "thinking" text show how the model really reached its answer?</w:t>
+            </w:r>
+          </w:p>
+        </w:tc>
+        <w:tc>
+          <w:tcPr>
+            <w:tcW w:type="dxa" w:w="4706"/>
+            <w:tcBorders>
+              <w:top w:val="single" w:color="D1D5DB" w:sz="4"/>
+              <w:left w:val="single" w:color="D1D5DB" w:sz="4"/>
+              <w:bottom w:val="single" w:color="D1D5DB" w:sz="4"/>
+              <w:right w:val="single" w:color="D1D5DB" w:sz="4"/>
+            </w:tcBorders>
+            <w:shd w:fill="FFFFFF" w:color="auto" w:val="clear"/>
+            <w:tcMar>
+              <w:top w:type="dxa" w:w="80"/>
+              <w:left w:type="dxa" w:w="120"/>
+              <w:bottom w:type="dxa" w:w="80"/>
+              <w:right w:type="dxa" w:w="120"/>
+            </w:tcMar>
+            <w:vAlign w:val="top"/>
+          </w:tcPr>
+          <w:p>
+            <w:r>
+              <w:rPr>
+                <w:sz w:val="20"/>
+                <w:szCs w:val="20"/>
+              </w:rPr>
+              <w:t xml:space="preserve">Not necessarily. Check the final answer; the trace is not a guaranteed explanation.</w:t>
+            </w:r>
+          </w:p>
+        </w:tc>
+      </w:tr>
+    </w:tbl>
+    <w:p>
+      <w:pPr>
+        <w:spacing w:after="120"/>
+      </w:pPr>
+    </w:p>
+    <w:p>
+      <w:pPr>
+        <w:pStyle w:val="Heading1"/>
+        <w:keepNext/>
+      </w:pPr>
+      <w:r>
+        <w:t xml:space="preserve">Self-checks with answers</w:t>
+      </w:r>
+    </w:p>
+    <w:p>
+      <w:pPr>
+        <w:pStyle w:val="ListParagraph"/>
+        <w:keepLines/>
+        <w:numPr>
+          <w:ilvl w:val="0"/>
+          <w:numId w:val="13"/>
+        </w:numPr>
+        <w:spacing w:after="80" w:line="276"/>
+      </w:pPr>
+      <w:r>
+        <w:rPr>
+          <w:b/>
+          <w:bCs/>
+        </w:rPr>
+        <w:t xml:space="preserve">A text has 300 words and a tokenizer averages 1.4 pieces per word. Roughly how many tokens?</w:t>
+      </w:r>
+      <w:r>
+        <w:t xml:space="preserve"> </w:t>
+      </w:r>
+      <w:r>
+        <w:rPr>
+          <w:i/>
+          <w:iCs/>
+        </w:rPr>
+        <w:t xml:space="preserve">Answer:</w:t>
+      </w:r>
+      <w:r>
+        <w:t xml:space="preserve"> about 420.</w:t>
+      </w:r>
+    </w:p>
+    <w:p>
+      <w:pPr>
+        <w:pStyle w:val="ListParagraph"/>
+        <w:keepLines/>
+        <w:numPr>
+          <w:ilvl w:val="0"/>
+          <w:numId w:val="13"/>
+        </w:numPr>
+        <w:spacing w:after="80" w:line="276"/>
+      </w:pPr>
+      <w:r>
+        <w:rPr>
+          <w:b/>
+          <w:bCs/>
+        </w:rPr>
+        <w:t xml:space="preserve">Scores give probabilities [0.5, 0.3, 0.1, 0.1]. Which tokens does top-p with p = 0.75 keep?</w:t>
+      </w:r>
+      <w:r>
+        <w:t xml:space="preserve"> </w:t>
+      </w:r>
+      <w:r>
+        <w:rPr>
+          <w:i/>
+          <w:iCs/>
+        </w:rPr>
+        <w:t xml:space="preserve">Answer:</w:t>
+      </w:r>
+      <w:r>
+        <w:t xml:space="preserve"> the first two (0.5 + 0.3 = 0.8 ≥ 0.75).</w:t>
+      </w:r>
+    </w:p>
+    <w:p>
+      <w:pPr>
+        <w:pStyle w:val="ListParagraph"/>
+        <w:keepLines/>
+        <w:numPr>
+          <w:ilvl w:val="0"/>
+          <w:numId w:val="13"/>
+        </w:numPr>
+        <w:spacing w:after="80" w:line="276"/>
+      </w:pPr>
+      <w:r>
+        <w:rPr>
+          <w:b/>
+          <w:bCs/>
+        </w:rPr>
+        <w:t xml:space="preserve">Why can the shuffled sentence have a much higher perplexity than the normal one?</w:t>
+      </w:r>
+      <w:r>
+        <w:t xml:space="preserve"> </w:t>
+      </w:r>
+      <w:r>
+        <w:rPr>
+          <w:i/>
+          <w:iCs/>
+        </w:rPr>
+        <w:t xml:space="preserve">Answer:</w:t>
+      </w:r>
+      <w:r>
+        <w:t xml:space="preserve"> the words are the same but their order is unusual, so the model assigns low probability to each next token.</w:t>
+      </w:r>
+    </w:p>
+    <w:p>
+      <w:pPr>
+        <w:pStyle w:val="ListParagraph"/>
+        <w:keepLines/>
+        <w:numPr>
+          <w:ilvl w:val="0"/>
+          <w:numId w:val="13"/>
+        </w:numPr>
+        <w:spacing w:after="80" w:line="276"/>
+      </w:pPr>
+      <w:r>
+        <w:rPr>
+          <w:b/>
+          <w:bCs/>
+        </w:rPr>
+        <w:t xml:space="preserve">Which family suits sentence classification with labelled data: encoder, encoder–decoder or decoder?</w:t>
+      </w:r>
+      <w:r>
+        <w:t xml:space="preserve"> </w:t>
+      </w:r>
+      <w:r>
+        <w:rPr>
+          <w:i/>
+          <w:iCs/>
+        </w:rPr>
+        <w:t xml:space="preserve">Answer:</w:t>
+      </w:r>
+      <w:r>
+        <w:t xml:space="preserve"> usually an encoder such as BERT, used for representations and labels; generation is not needed.</w:t>
+      </w:r>
+    </w:p>
+    <w:p>
+      <w:pPr>
+        <w:pStyle w:val="ListParagraph"/>
+        <w:keepLines/>
+        <w:numPr>
+          <w:ilvl w:val="0"/>
+          <w:numId w:val="13"/>
+        </w:numPr>
+        <w:spacing w:after="80" w:line="276"/>
+      </w:pPr>
+      <w:r>
+        <w:rPr>
+          <w:b/>
+          <w:bCs/>
+        </w:rPr>
+        <w:t xml:space="preserve">Name two things to check on a model card before using a model in a project.</w:t>
+      </w:r>
+      <w:r>
+        <w:t xml:space="preserve"> </w:t>
+      </w:r>
+      <w:r>
+        <w:rPr>
+          <w:i/>
+          <w:iCs/>
+        </w:rPr>
+        <w:t xml:space="preserve">Answer:</w:t>
+      </w:r>
+      <w:r>
+        <w:t xml:space="preserve"> any two of: intended use, licence, training-data disclosure, evaluation settings, known limitations, context limit or chat template.</w:t>
+      </w:r>
+    </w:p>
+    <w:p>
+      <w:pPr>
+        <w:pStyle w:val="Heading1"/>
+        <w:keepNext/>
+      </w:pPr>
+      <w:r>
+        <w:t xml:space="preserve">Responsible AI lens: large language models</w:t>
+      </w:r>
+    </w:p>
+    <w:p>
+      <w:pPr>
+        <w:pStyle w:val="ListParagraph"/>
+        <w:keepLines/>
+        <w:numPr>
+          <w:ilvl w:val="0"/>
+          <w:numId w:val="14"/>
+        </w:numPr>
+        <w:spacing w:after="80" w:line="276"/>
+      </w:pPr>
+      <w:r>
         <w:rPr>
           <w:b/>
           <w:bCs/>
@@ -12323,7 +13185,7 @@
         <w:keepLines/>
         <w:numPr>
           <w:ilvl w:val="0"/>
-          <w:numId w:val="12"/>
+          <w:numId w:val="14"/>
         </w:numPr>
         <w:spacing w:after="80" w:line="276"/>
       </w:pPr>
@@ -12344,7 +13206,7 @@
         <w:keepLines/>
         <w:numPr>
           <w:ilvl w:val="0"/>
-          <w:numId w:val="12"/>
+          <w:numId w:val="14"/>
         </w:numPr>
         <w:spacing w:after="80" w:line="276"/>
       </w:pPr>
@@ -12365,7 +13227,7 @@
         <w:keepLines/>
         <w:numPr>
           <w:ilvl w:val="0"/>
-          <w:numId w:val="12"/>
+          <w:numId w:val="14"/>
         </w:numPr>
         <w:spacing w:after="80" w:line="276"/>
       </w:pPr>
@@ -12386,7 +13248,7 @@
         <w:keepLines/>
         <w:numPr>
           <w:ilvl w:val="0"/>
-          <w:numId w:val="12"/>
+          <w:numId w:val="14"/>
         </w:numPr>
         <w:spacing w:after="80" w:line="276"/>
       </w:pPr>
@@ -12421,10 +13283,10 @@
           <w:b/>
           <w:bCs/>
         </w:rPr>
-        <w:t xml:space="preserve">Runtime:</w:t>
-      </w:r>
-      <w:r>
-        <w:t xml:space="preserve"> a Colab T4 GPU is intended; a CPU also works. Without a GPU the notebook takes a quick path: Flan-T5-small instead of Flan-T5-base, one reasoning run per mode and short token budgets. On the laptop CPU used to check this pack (9 October 2026), that path ran end to end in about 8 minutes with the models already downloaded. The GPU path was not timed for this release. The first run downloads about 4.5 GB of weights (BERT 0.44 GB, Flan-T5-base 0.99 GB, Qwen2.5-0.5B-Instruct 0.99 GB, GPT-2 0.55 GB, Qwen3-0.6B 1.5 GB), or about 3.8 GB on the CPU path, which uses Flan-T5-small (0.31 GB). Optional keys: </w:t>
+        <w:t xml:space="preserve">CPU core:</w:t>
+      </w:r>
+      <w:r>
+        <w:t xml:space="preserve"> one small instruction checkpoint (</w:t>
       </w:r>
       <w:r>
         <w:rPr>
@@ -12433,10 +13295,20 @@
           <w:sz w:val="20"/>
           <w:szCs w:val="20"/>
         </w:rPr>
-        <w:t xml:space="preserve">HF_TOKEN</w:t>
-      </w:r>
-      <w:r>
-        <w:t xml:space="preserve">, </w:t>
+        <w:t xml:space="preserve">HuggingFaceTB/SmolLM2-135M-Instruct</w:t>
+      </w:r>
+      <w:r>
+        <w:t xml:space="preserve">) plus the BERT tokenizer. Replies are capped at 24 new tokens, manual continuations at 16 steps, and perplexity uses four short texts. On the course laptop (4 CPU threads, models already downloaded) the complete core took 33 seconds, recorded on 11 October 2026. A first run also downloads the checkpoint. </w:t>
+      </w:r>
+      <w:r>
+        <w:rPr>
+          <w:b/>
+          <w:bCs/>
+        </w:rPr>
+        <w:t xml:space="preserve">Optional stretches:</w:t>
+      </w:r>
+      <w:r>
+        <w:t xml:space="preserve"> </w:t>
       </w:r>
       <w:r>
         <w:rPr>
@@ -12445,50 +13317,10 @@
           <w:sz w:val="20"/>
           <w:szCs w:val="20"/>
         </w:rPr>
-        <w:t xml:space="preserve">GEMINI_API_KEY</w:t>
-      </w:r>
-      <w:r>
-        <w:t xml:space="preserve">. </w:t>
-      </w:r>
-      <w:r>
-        <w:rPr>
-          <w:b/>
-          <w:bCs/>
-        </w:rPr>
-        <w:t xml:space="preserve">Hand-in:</w:t>
-      </w:r>
-      <w:r>
-        <w:t xml:space="preserve"> tables, decoding implementation, perplexity results, API log, four answers, model-card worksheet.</w:t>
-      </w:r>
-    </w:p>
-    <w:p>
-      <w:pPr>
-        <w:pStyle w:val="Heading2"/>
-        <w:keepNext/>
-      </w:pPr>
-      <w:r>
-        <w:t xml:space="preserve">TODOs</w:t>
-      </w:r>
-    </w:p>
-    <w:p>
-      <w:pPr>
-        <w:pStyle w:val="ListParagraph"/>
-        <w:keepLines/>
-        <w:numPr>
-          <w:ilvl w:val="0"/>
-          <w:numId w:val="13"/>
-        </w:numPr>
-        <w:spacing w:after="80" w:line="276"/>
-      </w:pPr>
-      <w:r>
-        <w:rPr>
-          <w:b/>
-          <w:bCs/>
-        </w:rPr>
-        <w:t xml:space="preserve">TODO 1</w:t>
-      </w:r>
-      <w:r>
-        <w:t xml:space="preserve"> </w:t>
+        <w:t xml:space="preserve">RUN_TOKENIZER_STRETCH</w:t>
+      </w:r>
+      <w:r>
+        <w:t xml:space="preserve">, </w:t>
       </w:r>
       <w:r>
         <w:rPr>
@@ -12497,52 +13329,10 @@
           <w:sz w:val="20"/>
           <w:szCs w:val="20"/>
         </w:rPr>
-        <w:t xml:space="preserve">len(tok(text, add_special_tokens=False)["input_ids"])</w:t>
-      </w:r>
-      <w:r>
-        <w:t xml:space="preserve"> and divide by word count. Instructor run: English 1.25–1.42 tokens per word; Irish much higher, 2.54 (BERT) to 4.23 (Flan-T5); code 1.91 (Qwen, the most efficient) to 3.36 (Flan-T5). Tokenizers are deterministic, so students should get the same table.</w:t>
-      </w:r>
-    </w:p>
-    <w:p>
-      <w:pPr>
-        <w:pStyle w:val="ListParagraph"/>
-        <w:keepLines/>
-        <w:numPr>
-          <w:ilvl w:val="0"/>
-          <w:numId w:val="13"/>
-        </w:numPr>
-        <w:spacing w:after="80" w:line="276"/>
-      </w:pPr>
-      <w:r>
-        <w:rPr>
-          <w:b/>
-          <w:bCs/>
-        </w:rPr>
-        <w:t xml:space="preserve">Part 2:</w:t>
-      </w:r>
-      <w:r>
-        <w:t xml:space="preserve"> BERT ranks "dublin" first for the capital (0.73); Flan-T5 gives short answers; Qwen answers fluently but may be verbose. On the CPU path Flan-T5-small answered "ireland" to the capital question, a useful example of a small model's error; Flan-T5-base answered "dublin". BERT's "The doctor said [MASK]…" predicted "he" (0.72) well ahead of "she" (0.23): a bias example.</w:t>
-      </w:r>
-    </w:p>
-    <w:p>
-      <w:pPr>
-        <w:pStyle w:val="ListParagraph"/>
-        <w:keepLines/>
-        <w:numPr>
-          <w:ilvl w:val="0"/>
-          <w:numId w:val="13"/>
-        </w:numPr>
-        <w:spacing w:after="80" w:line="276"/>
-      </w:pPr>
-      <w:r>
-        <w:rPr>
-          <w:b/>
-          <w:bCs/>
-        </w:rPr>
-        <w:t xml:space="preserve">TODO 2</w:t>
-      </w:r>
-      <w:r>
-        <w:t xml:space="preserve"> </w:t>
+        <w:t xml:space="preserve">RUN_FAMILY_STRETCH</w:t>
+      </w:r>
+      <w:r>
+        <w:t xml:space="preserve"> (BERT, Flan-T5, Qwen2.5-0.5B, GPT-2) and </w:t>
       </w:r>
       <w:r>
         <w:rPr>
@@ -12551,10 +13341,20 @@
           <w:sz w:val="20"/>
           <w:szCs w:val="20"/>
         </w:rPr>
-        <w:t xml:space="preserve">kth = topk(logits, k).values[..., -1]</w:t>
-      </w:r>
-      <w:r>
-        <w:t xml:space="preserve">; </w:t>
+        <w:t xml:space="preserve">RUN_REASONING_STRETCH</w:t>
+      </w:r>
+      <w:r>
+        <w:t xml:space="preserve"> (Qwen3-0.6B thinking) download several more gigabytes and are timed separately. </w:t>
+      </w:r>
+      <w:r>
+        <w:rPr>
+          <w:b/>
+          <w:bCs/>
+        </w:rPr>
+        <w:t xml:space="preserve">Optional API feedback:</w:t>
+      </w:r>
+      <w:r>
+        <w:t xml:space="preserve"> keep </w:t>
       </w:r>
       <w:r>
         <w:rPr>
@@ -12563,10 +13363,41 @@
           <w:sz w:val="20"/>
           <w:szCs w:val="20"/>
         </w:rPr>
-        <w:t xml:space="preserve">masked_fill(logits &lt; kth, -inf)</w:t>
-      </w:r>
-      <w:r>
-        <w:t xml:space="preserve">.</w:t>
+        <w:t xml:space="preserve">USE_GEMINI = False</w:t>
+      </w:r>
+      <w:r>
+        <w:t xml:space="preserve"> and </w:t>
+      </w:r>
+      <w:r>
+        <w:rPr>
+          <w:rFonts w:ascii="Consolas" w:cs="Consolas" w:eastAsia="Consolas" w:hAnsi="Consolas"/>
+          <w:color w:val="4F46E5"/>
+          <w:sz w:val="20"/>
+          <w:szCs w:val="20"/>
+        </w:rPr>
+        <w:t xml:space="preserve">USE_OPENAI = False</w:t>
+      </w:r>
+      <w:r>
+        <w:t xml:space="preserve"> for the local route; enable exactly one to send one invented explanation for critique. OpenAI API use is billed separately from a ChatGPT subscription. </w:t>
+      </w:r>
+      <w:r>
+        <w:rPr>
+          <w:b/>
+          <w:bCs/>
+        </w:rPr>
+        <w:t xml:space="preserve">Hand-in:</w:t>
+      </w:r>
+      <w:r>
+        <w:t xml:space="preserve"> token table, task-fit notes, filter implementations and samples, perplexity table, request log, four answers and the model-card worksheet.</w:t>
+      </w:r>
+    </w:p>
+    <w:p>
+      <w:pPr>
+        <w:pStyle w:val="Heading2"/>
+        <w:keepNext/>
+      </w:pPr>
+      <w:r>
+        <w:t xml:space="preserve">TODOs and expected outputs</w:t>
       </w:r>
     </w:p>
     <w:p>
@@ -12575,7 +13406,118 @@
         <w:keepLines/>
         <w:numPr>
           <w:ilvl w:val="0"/>
-          <w:numId w:val="13"/>
+          <w:numId w:val="15"/>
+        </w:numPr>
+        <w:spacing w:after="80" w:line="276"/>
+      </w:pPr>
+      <w:r>
+        <w:rPr>
+          <w:b/>
+          <w:bCs/>
+        </w:rPr>
+        <w:t xml:space="preserve">TODO 1</w:t>
+      </w:r>
+      <w:r>
+        <w:t xml:space="preserve"> </w:t>
+      </w:r>
+      <w:r>
+        <w:rPr>
+          <w:rFonts w:ascii="Consolas" w:cs="Consolas" w:eastAsia="Consolas" w:hAnsi="Consolas"/>
+          <w:color w:val="4F46E5"/>
+          <w:sz w:val="20"/>
+          <w:szCs w:val="20"/>
+        </w:rPr>
+        <w:t xml:space="preserve">n = len(tok(text, add_special_tokens=False)["input_ids"])</w:t>
+      </w:r>
+      <w:r>
+        <w:t xml:space="preserve">, then divide by </w:t>
+      </w:r>
+      <w:r>
+        <w:rPr>
+          <w:rFonts w:ascii="Consolas" w:cs="Consolas" w:eastAsia="Consolas" w:hAnsi="Consolas"/>
+          <w:color w:val="4F46E5"/>
+          <w:sz w:val="20"/>
+          <w:szCs w:val="20"/>
+        </w:rPr>
+        <w:t xml:space="preserve">len(text.split())</w:t>
+      </w:r>
+      <w:r>
+        <w:t xml:space="preserve">. Tokenizers are deterministic, so every student gets the same table. Course-laptop run: English 1.25 (SmolLM2) and 1.33 (BERT) pieces per word; Irish 3.00 and 2.54; code 2.45 and 2.73.</w:t>
+      </w:r>
+    </w:p>
+    <w:p>
+      <w:pPr>
+        <w:pStyle w:val="ListParagraph"/>
+        <w:keepLines/>
+        <w:numPr>
+          <w:ilvl w:val="0"/>
+          <w:numId w:val="15"/>
+        </w:numPr>
+        <w:spacing w:after="80" w:line="276"/>
+      </w:pPr>
+      <w:r>
+        <w:rPr>
+          <w:b/>
+          <w:bCs/>
+        </w:rPr>
+        <w:t xml:space="preserve">Part 2 (core reply):</w:t>
+      </w:r>
+      <w:r>
+        <w:t xml:space="preserve"> greedy SmolLM2 replies to four tasks. In the recorded run it replied "The capital of Ireland is Dublin." to the capital question and "Ich habe einmal 20 Jahre, um 20 Jahre zu kaufen." when asked to translate "How old are you?" into German, which is wrong. Use the error: a fluent reply is not a verified reply. The separately recorded family table (BERT, Flan-T5, Qwen) appears in the lecture section above.</w:t>
+      </w:r>
+    </w:p>
+    <w:p>
+      <w:pPr>
+        <w:pStyle w:val="ListParagraph"/>
+        <w:keepLines/>
+        <w:numPr>
+          <w:ilvl w:val="0"/>
+          <w:numId w:val="15"/>
+        </w:numPr>
+        <w:spacing w:after="80" w:line="276"/>
+      </w:pPr>
+      <w:r>
+        <w:rPr>
+          <w:b/>
+          <w:bCs/>
+        </w:rPr>
+        <w:t xml:space="preserve">TODO 2</w:t>
+      </w:r>
+      <w:r>
+        <w:t xml:space="preserve"> </w:t>
+      </w:r>
+      <w:r>
+        <w:rPr>
+          <w:rFonts w:ascii="Consolas" w:cs="Consolas" w:eastAsia="Consolas" w:hAnsi="Consolas"/>
+          <w:color w:val="4F46E5"/>
+          <w:sz w:val="20"/>
+          <w:szCs w:val="20"/>
+        </w:rPr>
+        <w:t xml:space="preserve">kth = torch.topk(logits, k).values[..., -1:]</w:t>
+      </w:r>
+      <w:r>
+        <w:t xml:space="preserve">, then </w:t>
+      </w:r>
+      <w:r>
+        <w:rPr>
+          <w:rFonts w:ascii="Consolas" w:cs="Consolas" w:eastAsia="Consolas" w:hAnsi="Consolas"/>
+          <w:color w:val="4F46E5"/>
+          <w:sz w:val="20"/>
+          <w:szCs w:val="20"/>
+        </w:rPr>
+        <w:t xml:space="preserve">logits.masked_fill(logits &lt; kth, float("-inf"))</w:t>
+      </w:r>
+      <w:r>
+        <w:t xml:space="preserve">. Ties at the threshold are kept.</w:t>
+      </w:r>
+    </w:p>
+    <w:p>
+      <w:pPr>
+        <w:pStyle w:val="ListParagraph"/>
+        <w:keepLines/>
+        <w:numPr>
+          <w:ilvl w:val="0"/>
+          <w:numId w:val="15"/>
         </w:numPr>
         <w:spacing w:after="80" w:line="276"/>
       </w:pPr>
@@ -12587,7 +13529,17 @@
         <w:t xml:space="preserve">TODO 3</w:t>
       </w:r>
       <w:r>
-        <w:t xml:space="preserve"> sort, cumulative softmax, remove tokens whose preceding cumulative mass is already ≥ p, scatter back. Test: 3 tokens kept for p = 0.8.</w:t>
+        <w:t xml:space="preserve"> sort descending, take the cumulative softmax, remove a token when the mass </w:t>
+      </w:r>
+      <w:r>
+        <w:rPr>
+          <w:b/>
+          <w:bCs/>
+        </w:rPr>
+        <w:t xml:space="preserve">before</w:t>
+      </w:r>
+      <w:r>
+        <w:t xml:space="preserve"> it already reaches p, then scatter back to the original positions. Check: scores [2, 1, 0.5, 0.1, −1] with p = 0.8 keep three tokens, renormalised to [0.63, 0.23, 0.14].</w:t>
       </w:r>
     </w:p>
     <w:p>
@@ -12596,7 +13548,7 @@
         <w:keepLines/>
         <w:numPr>
           <w:ilvl w:val="0"/>
-          <w:numId w:val="13"/>
+          <w:numId w:val="15"/>
         </w:numPr>
         <w:spacing w:after="80" w:line="276"/>
       </w:pPr>
@@ -12620,7 +13572,7 @@
         <w:t xml:space="preserve">math.exp(loss)</w:t>
       </w:r>
       <w:r>
-        <w:t xml:space="preserve">. The stored instructor run found code &lt; normal &lt; Irish &lt; shuffled for these four texts; new runs need checking rather than an assumed ordering. Code perplexity is extremely low for Qwen, and Irish perplexity is much higher for GPT-2 than for Qwen.</w:t>
+        <w:t xml:space="preserve">. Course-laptop run with SmolLM2: code 8.7, normal sentence 274, Irish 1,031, shuffled words 4,605. The shuffled sentence uses the same words in a different order, so the jump shows that the model scores word order, not only vocabulary. Compare only within one model/tokenizer pair.</w:t>
       </w:r>
     </w:p>
     <w:p>
@@ -12629,7 +13581,7 @@
         <w:keepLines/>
         <w:numPr>
           <w:ilvl w:val="0"/>
-          <w:numId w:val="13"/>
+          <w:numId w:val="15"/>
         </w:numPr>
         <w:spacing w:after="80" w:line="276"/>
       </w:pPr>
@@ -12641,7 +13593,31 @@
         <w:t xml:space="preserve">Part 5:</w:t>
       </w:r>
       <w:r>
-        <w:t xml:space="preserve"> without keys only the local row appears; with keys, compare latency and token usage.</w:t>
+        <w:t xml:space="preserve"> the local request row always runs and records route, model, seconds and new tokens. With both API switches false, </w:t>
+      </w:r>
+      <w:r>
+        <w:rPr>
+          <w:rFonts w:ascii="Consolas" w:cs="Consolas" w:eastAsia="Consolas" w:hAnsi="Consolas"/>
+          <w:color w:val="4F46E5"/>
+          <w:sz w:val="20"/>
+          <w:szCs w:val="20"/>
+        </w:rPr>
+        <w:t xml:space="preserve">ask_model()</w:t>
+      </w:r>
+      <w:r>
+        <w:t xml:space="preserve"> returns </w:t>
+      </w:r>
+      <w:r>
+        <w:rPr>
+          <w:rFonts w:ascii="Consolas" w:cs="Consolas" w:eastAsia="Consolas" w:hAnsi="Consolas"/>
+          <w:color w:val="4F46E5"/>
+          <w:sz w:val="20"/>
+          <w:szCs w:val="20"/>
+        </w:rPr>
+        <w:t xml:space="preserve">None</w:t>
+      </w:r>
+      <w:r>
+        <w:t xml:space="preserve"> and the local rubric prints.</w:t>
       </w:r>
     </w:p>
     <w:p>
@@ -12650,7 +13626,7 @@
         <w:keepLines/>
         <w:numPr>
           <w:ilvl w:val="0"/>
-          <w:numId w:val="13"/>
+          <w:numId w:val="15"/>
         </w:numPr>
         <w:spacing w:after="80" w:line="276"/>
       </w:pPr>
@@ -12662,7 +13638,7 @@
         <w:t xml:space="preserve">Part 6:</w:t>
       </w:r>
       <w:r>
-        <w:t xml:space="preserve"> both modes solve the word problem, thinking with about five times as many tokens. On the scheduling puzzle the 0.6 B model rarely reaches 20 h in either mode; in thinking mode it tends to run out of budget (instructor run on a GTX 1650 GPU: 1/3 correct without thinking, 0/3 with thinking, all three out of budget). On the CPU path the budgets are 40 answer tokens and 256 thinking tokens, so in the CPU check no run finished in either mode; treat CPU results as a demonstration of the budget, not of reasoning quality. Use this to discuss when test-time compute pays off.</w:t>
+        <w:t xml:space="preserve"> the scorer checks final numbers, a closed thinking section and budget exhaustion on synthetic replies. It tests the bookkeeping, not Qwen's reasoning accuracy; the recorded Qwen3 experiment is described in the lecture section above.</w:t>
       </w:r>
     </w:p>
     <w:p>
@@ -12689,7 +13665,7 @@
         <w:keepLines/>
         <w:numPr>
           <w:ilvl w:val="0"/>
-          <w:numId w:val="14"/>
+          <w:numId w:val="16"/>
         </w:numPr>
         <w:spacing w:after="80" w:line="276"/>
       </w:pPr>
@@ -12750,7 +13726,7 @@
         <w:keepLines/>
         <w:numPr>
           <w:ilvl w:val="0"/>
-          <w:numId w:val="14"/>
+          <w:numId w:val="16"/>
         </w:numPr>
         <w:spacing w:after="80" w:line="276"/>
       </w:pPr>
@@ -12811,7 +13787,7 @@
         <w:keepLines/>
         <w:numPr>
           <w:ilvl w:val="0"/>
-          <w:numId w:val="14"/>
+          <w:numId w:val="16"/>
         </w:numPr>
         <w:spacing w:after="80" w:line="276"/>
       </w:pPr>
@@ -12872,7 +13848,7 @@
         <w:keepLines/>
         <w:numPr>
           <w:ilvl w:val="0"/>
-          <w:numId w:val="14"/>
+          <w:numId w:val="16"/>
         </w:numPr>
         <w:spacing w:after="80" w:line="276"/>
       </w:pPr>
@@ -12942,7 +13918,7 @@
         <w:keepLines/>
         <w:numPr>
           <w:ilvl w:val="0"/>
-          <w:numId w:val="15"/>
+          <w:numId w:val="17"/>
         </w:numPr>
         <w:spacing w:after="80" w:line="276"/>
       </w:pPr>
@@ -12973,7 +13949,7 @@
         <w:keepLines/>
         <w:numPr>
           <w:ilvl w:val="0"/>
-          <w:numId w:val="15"/>
+          <w:numId w:val="17"/>
         </w:numPr>
         <w:spacing w:after="80" w:line="276"/>
       </w:pPr>
@@ -13004,7 +13980,7 @@
         <w:keepLines/>
         <w:numPr>
           <w:ilvl w:val="0"/>
-          <w:numId w:val="15"/>
+          <w:numId w:val="17"/>
         </w:numPr>
         <w:spacing w:after="80" w:line="276"/>
       </w:pPr>
@@ -13035,7 +14011,7 @@
         <w:keepLines/>
         <w:numPr>
           <w:ilvl w:val="0"/>
-          <w:numId w:val="15"/>
+          <w:numId w:val="17"/>
         </w:numPr>
         <w:spacing w:after="80" w:line="276"/>
       </w:pPr>
@@ -14177,7 +15153,7 @@
         <w:keepLines/>
         <w:numPr>
           <w:ilvl w:val="0"/>
-          <w:numId w:val="16"/>
+          <w:numId w:val="18"/>
         </w:numPr>
         <w:spacing w:after="80" w:line="276"/>
       </w:pPr>
@@ -14201,7 +15177,7 @@
         <w:keepLines/>
         <w:numPr>
           <w:ilvl w:val="0"/>
-          <w:numId w:val="16"/>
+          <w:numId w:val="18"/>
         </w:numPr>
         <w:spacing w:after="80" w:line="276"/>
       </w:pPr>
@@ -14225,7 +15201,7 @@
         <w:keepLines/>
         <w:numPr>
           <w:ilvl w:val="0"/>
-          <w:numId w:val="16"/>
+          <w:numId w:val="18"/>
         </w:numPr>
         <w:spacing w:after="80" w:line="276"/>
       </w:pPr>
@@ -14263,11 +15239,11 @@
         <w:keepLines/>
         <w:numPr>
           <w:ilvl w:val="0"/>
-          <w:numId w:val="17"/>
+          <w:numId w:val="19"/>
         </w:numPr>
         <w:spacing w:after="80" w:line="276"/>
       </w:pPr>
-      <w:hyperlink w:history="1" r:id="rIddxxmfpi4clbbejvmnzopk">
+      <w:hyperlink w:history="1" r:id="rIdoma59rofif2bkkta3mnj2">
         <w:r>
           <w:rPr>
             <w:color w:val="4F46E5"/>
@@ -14283,11 +15259,11 @@
         <w:keepLines/>
         <w:numPr>
           <w:ilvl w:val="0"/>
-          <w:numId w:val="17"/>
+          <w:numId w:val="19"/>
         </w:numPr>
         <w:spacing w:after="80" w:line="276"/>
       </w:pPr>
-      <w:hyperlink w:history="1" r:id="rIde5q2kqruk4jogqrszq8xs">
+      <w:hyperlink w:history="1" r:id="rIdrp3snfwipdyhgfmnhwcdj">
         <w:r>
           <w:rPr>
             <w:color w:val="4F46E5"/>
@@ -14303,11 +15279,11 @@
         <w:keepLines/>
         <w:numPr>
           <w:ilvl w:val="0"/>
-          <w:numId w:val="17"/>
+          <w:numId w:val="19"/>
         </w:numPr>
         <w:spacing w:after="80" w:line="276"/>
       </w:pPr>
-      <w:hyperlink w:history="1" r:id="rId4l3rysvjc83wic0syidqb">
+      <w:hyperlink w:history="1" r:id="rIdda0jqwvizhgrordoxi07i">
         <w:r>
           <w:rPr>
             <w:color w:val="4F46E5"/>
@@ -14323,11 +15299,11 @@
         <w:keepLines/>
         <w:numPr>
           <w:ilvl w:val="0"/>
-          <w:numId w:val="17"/>
+          <w:numId w:val="19"/>
         </w:numPr>
         <w:spacing w:after="80" w:line="276"/>
       </w:pPr>
-      <w:hyperlink w:history="1" r:id="rIdbcbea0ncb0kuboercu9so">
+      <w:hyperlink w:history="1" r:id="rIdglq5hhkkfastudvmqjtsp">
         <w:r>
           <w:rPr>
             <w:color w:val="4F46E5"/>
@@ -14357,11 +15333,11 @@
         <w:keepLines/>
         <w:numPr>
           <w:ilvl w:val="0"/>
-          <w:numId w:val="18"/>
+          <w:numId w:val="20"/>
         </w:numPr>
         <w:spacing w:after="80" w:line="276"/>
       </w:pPr>
-      <w:hyperlink w:history="1" r:id="rIdm7xyerz1ydrynpz65s__c">
+      <w:hyperlink w:history="1" r:id="rIdgazwzbe_lozhkavwa9la3">
         <w:r>
           <w:rPr>
             <w:color w:val="4F46E5"/>
@@ -14380,11 +15356,11 @@
         <w:keepLines/>
         <w:numPr>
           <w:ilvl w:val="0"/>
-          <w:numId w:val="18"/>
+          <w:numId w:val="20"/>
         </w:numPr>
         <w:spacing w:after="80" w:line="276"/>
       </w:pPr>
-      <w:hyperlink w:history="1" r:id="rIdsinamvgma2rjhghtzbbed">
+      <w:hyperlink w:history="1" r:id="rIdn0qikdsmgwq99utly3rzw">
         <w:r>
           <w:rPr>
             <w:color w:val="4F46E5"/>
@@ -14400,11 +15376,11 @@
         <w:keepLines/>
         <w:numPr>
           <w:ilvl w:val="0"/>
-          <w:numId w:val="18"/>
+          <w:numId w:val="20"/>
         </w:numPr>
         <w:spacing w:after="80" w:line="276"/>
       </w:pPr>
-      <w:hyperlink w:history="1" r:id="rIdd6iuijl2edloumq3lxq02">
+      <w:hyperlink w:history="1" r:id="rIdi8v_iwix8stlhuddnxhpq">
         <w:r>
           <w:rPr>
             <w:color w:val="4F46E5"/>
@@ -14416,7 +15392,7 @@
       <w:r>
         <w:t xml:space="preserve"> and </w:t>
       </w:r>
-      <w:hyperlink w:history="1" r:id="rIdp_iecfnawd1ukm4sgc3cb">
+      <w:hyperlink w:history="1" r:id="rIdbcj-o7psxtk_0nnkb11_e">
         <w:r>
           <w:rPr>
             <w:color w:val="4F46E5"/>
@@ -14432,11 +15408,11 @@
         <w:keepLines/>
         <w:numPr>
           <w:ilvl w:val="0"/>
-          <w:numId w:val="18"/>
+          <w:numId w:val="20"/>
         </w:numPr>
         <w:spacing w:after="80" w:line="276"/>
       </w:pPr>
-      <w:hyperlink w:history="1" r:id="rIdfmfjavz6b75g5ikmgqla_">
+      <w:hyperlink w:history="1" r:id="rId9i22okgeavxravohldszi">
         <w:r>
           <w:rPr>
             <w:color w:val="4F46E5"/>
@@ -14466,14 +15442,14 @@
         <w:keepLines/>
         <w:numPr>
           <w:ilvl w:val="0"/>
-          <w:numId w:val="19"/>
+          <w:numId w:val="21"/>
         </w:numPr>
         <w:spacing w:after="80" w:line="276"/>
       </w:pPr>
       <w:r>
         <w:t xml:space="preserve">Devlin et al. (2018) </w:t>
       </w:r>
-      <w:hyperlink w:history="1" r:id="rId039wlt5ao8cbqkhek1jbk">
+      <w:hyperlink w:history="1" r:id="rIduqqojrtxa9_i_ikecb2cm">
         <w:r>
           <w:rPr>
             <w:color w:val="4F46E5"/>
@@ -14485,7 +15461,7 @@
       <w:r>
         <w:t xml:space="preserve">; Raffel et al. (2019) </w:t>
       </w:r>
-      <w:hyperlink w:history="1" r:id="rIdjrh4r7bc0u6hjatxthd1l">
+      <w:hyperlink w:history="1" r:id="rIdbfzltpg4oqxfc-fdxd2cx">
         <w:r>
           <w:rPr>
             <w:color w:val="4F46E5"/>
@@ -14497,7 +15473,7 @@
       <w:r>
         <w:t xml:space="preserve">; Brown et al. (2020) </w:t>
       </w:r>
-      <w:hyperlink w:history="1" r:id="rId-2kgn8n5oeriunpjj9sha">
+      <w:hyperlink w:history="1" r:id="rId8tgol_1a8gzc5ecfhomq4">
         <w:r>
           <w:rPr>
             <w:color w:val="4F46E5"/>
@@ -14509,7 +15485,7 @@
       <w:r>
         <w:t xml:space="preserve">; Touvron et al. (2023) </w:t>
       </w:r>
-      <w:hyperlink w:history="1" r:id="rIdadsm7crixhpwixvtesrdo">
+      <w:hyperlink w:history="1" r:id="rIdnkbeiqsjzrp4cy0dgicam">
         <w:r>
           <w:rPr>
             <w:color w:val="4F46E5"/>
@@ -14525,14 +15501,14 @@
         <w:keepLines/>
         <w:numPr>
           <w:ilvl w:val="0"/>
-          <w:numId w:val="19"/>
+          <w:numId w:val="21"/>
         </w:numPr>
         <w:spacing w:after="80" w:line="276"/>
       </w:pPr>
       <w:r>
         <w:t xml:space="preserve">Hoffmann et al. (2022) </w:t>
       </w:r>
-      <w:hyperlink w:history="1" r:id="rId5lg38sidvffwi7c_39joz">
+      <w:hyperlink w:history="1" r:id="rIdnu-gpe5hxaxruggzwvd7q">
         <w:r>
           <w:rPr>
             <w:color w:val="4F46E5"/>
@@ -14544,7 +15520,7 @@
       <w:r>
         <w:t xml:space="preserve">; DeepSeek-AI (2025) </w:t>
       </w:r>
-      <w:hyperlink w:history="1" r:id="rId4tu7onppra0yvvast8oiw">
+      <w:hyperlink w:history="1" r:id="rIdkardtbvrrf_crhuw9_ih_">
         <w:r>
           <w:rPr>
             <w:color w:val="4F46E5"/>
@@ -14617,7 +15593,7 @@
         <w:keepLines/>
         <w:numPr>
           <w:ilvl w:val="0"/>
-          <w:numId w:val="20"/>
+          <w:numId w:val="22"/>
         </w:numPr>
         <w:spacing w:after="80" w:line="276"/>
       </w:pPr>
@@ -14631,7 +15607,7 @@
         <w:keepLines/>
         <w:numPr>
           <w:ilvl w:val="0"/>
-          <w:numId w:val="20"/>
+          <w:numId w:val="22"/>
         </w:numPr>
         <w:spacing w:after="80" w:line="276"/>
       </w:pPr>
@@ -14645,7 +15621,7 @@
         <w:keepLines/>
         <w:numPr>
           <w:ilvl w:val="0"/>
-          <w:numId w:val="20"/>
+          <w:numId w:val="22"/>
         </w:numPr>
         <w:spacing w:after="80" w:line="276"/>
       </w:pPr>
@@ -15304,160 +16280,65 @@
     </w:p>
     <w:p>
       <w:pPr>
-        <w:pStyle w:val="ListParagraph"/>
-        <w:keepLines/>
-        <w:numPr>
-          <w:ilvl w:val="0"/>
-          <w:numId w:val="21"/>
-        </w:numPr>
-        <w:spacing w:after="80" w:line="276"/>
-      </w:pPr>
-      <w:r>
-        <w:t xml:space="preserve">Data quality, languages and task mix affect what the model learns.</w:t>
-      </w:r>
-    </w:p>
-    <w:p>
-      <w:pPr>
-        <w:pStyle w:val="ListParagraph"/>
-        <w:keepLines/>
-        <w:numPr>
-          <w:ilvl w:val="0"/>
-          <w:numId w:val="21"/>
-        </w:numPr>
-        <w:spacing w:after="80" w:line="276"/>
-      </w:pPr>
-      <w:r>
-        <w:t xml:space="preserve">A large language model uses the transformer ideas from week 5 at larger data and compute scales.</w:t>
-      </w:r>
-    </w:p>
-    <w:p>
-      <w:pPr>
-        <w:pStyle w:val="ListParagraph"/>
-        <w:keepLines/>
-        <w:numPr>
-          <w:ilvl w:val="0"/>
-          <w:numId w:val="21"/>
-        </w:numPr>
-        <w:spacing w:after="80" w:line="276"/>
-      </w:pPr>
-      <w:r>
-        <w:t xml:space="preserve">Collect data: Authorised examples from text, code and other sources</w:t>
-      </w:r>
-    </w:p>
-    <w:p>
-      <w:pPr>
-        <w:pStyle w:val="ListParagraph"/>
-        <w:keepLines/>
-        <w:numPr>
-          <w:ilvl w:val="0"/>
-          <w:numId w:val="21"/>
-        </w:numPr>
-        <w:spacing w:after="80" w:line="276"/>
-      </w:pPr>
-      <w:r>
-        <w:t xml:space="preserve">Clean &amp; filter: Remove poor examples, duplicates and test-set overlap</w:t>
-      </w:r>
-    </w:p>
-    <w:p>
-      <w:pPr>
-        <w:pStyle w:val="ListParagraph"/>
-        <w:keepLines/>
-        <w:numPr>
-          <w:ilvl w:val="0"/>
-          <w:numId w:val="21"/>
-        </w:numPr>
-        <w:spacing w:after="80" w:line="276"/>
-      </w:pPr>
-      <w:r>
-        <w:t xml:space="preserve">Tokenise: Split text into vocabulary pieces and token IDs</w:t>
-      </w:r>
-    </w:p>
-    <w:p>
-      <w:pPr>
-        <w:pStyle w:val="ListParagraph"/>
-        <w:keepLines/>
-        <w:numPr>
-          <w:ilvl w:val="0"/>
-          <w:numId w:val="21"/>
-        </w:numPr>
-        <w:spacing w:after="80" w:line="276"/>
-      </w:pPr>
-      <w:r>
-        <w:t xml:space="preserve">Pre-train: Learn to predict the next token across many examples</w:t>
-      </w:r>
-    </w:p>
-    <w:p>
-      <w:pPr>
-        <w:pStyle w:val="ListParagraph"/>
-        <w:keepLines/>
-        <w:numPr>
-          <w:ilvl w:val="0"/>
-          <w:numId w:val="21"/>
-        </w:numPr>
-        <w:spacing w:after="80" w:line="276"/>
-      </w:pPr>
-      <w:r>
-        <w:t xml:space="preserve">Post-train: Learn from instructions and feedback about answer quality</w:t>
-      </w:r>
-    </w:p>
-    <w:p>
-      <w:pPr>
-        <w:pStyle w:val="Heading2"/>
         <w:keepNext/>
-      </w:pPr>
-      <w:r>
-        <w:t xml:space="preserve">Slide 14: How much compute does pre-training need?</w:t>
-      </w:r>
-    </w:p>
-    <w:p>
-      <w:pPr>
-        <w:pStyle w:val="ListParagraph"/>
-        <w:keepLines/>
-        <w:numPr>
-          <w:ilvl w:val="0"/>
-          <w:numId w:val="22"/>
-        </w:numPr>
-        <w:spacing w:after="80" w:line="276"/>
-      </w:pPr>
-      <w:r>
-        <w:t xml:space="preserve">A rough dense-transformer estimate is C ≈ 6 × parameters × training tokens. FLOPs count numerical operations.</w:t>
-      </w:r>
-    </w:p>
-    <w:p>
-      <w:pPr>
-        <w:pStyle w:val="ListParagraph"/>
-        <w:keepLines/>
-        <w:numPr>
-          <w:ilvl w:val="0"/>
-          <w:numId w:val="22"/>
-        </w:numPr>
-        <w:spacing w:after="80" w:line="276"/>
-      </w:pPr>
-      <w:r>
-        <w:t xml:space="preserve">For 7 billion parameters and 2 trillion tokens, C ≈ 8.4 × 10²² operations.</w:t>
-      </w:r>
-    </w:p>
-    <w:p>
-      <w:pPr>
-        <w:pStyle w:val="ListParagraph"/>
-        <w:keepLines/>
-        <w:numPr>
-          <w:ilvl w:val="0"/>
-          <w:numId w:val="22"/>
-        </w:numPr>
-        <w:spacing w:after="80" w:line="276"/>
-      </w:pPr>
-      <w:r>
-        <w:t xml:space="preserve">At 400 trillion operations per second per GPU, this is about 58,000 GPU-hours. Hardware and utilisation affect real cost.</w:t>
-      </w:r>
-    </w:p>
-    <w:p>
-      <w:pPr>
-        <w:pStyle w:val="Heading2"/>
-        <w:keepNext/>
-      </w:pPr>
-      <w:r>
-        <w:t xml:space="preserve">Slide 15: Scaling laws: loss is predictable from size and data</w:t>
+        <w:spacing w:after="60" w:before="160"/>
+        <w:jc w:val="center"/>
+      </w:pPr>
+      <w:r>
+        <w:drawing>
+          <wp:inline distT="0" distB="0" distL="0" distR="0">
+            <wp:extent cx="5334000" cy="1162050"/>
+            <wp:effectExtent t="0" r="0" b="0" l="0"/>
+            <wp:docPr id="15" name="The LLM pipeline, in more detail" descr="The LLM pipeline, in more detail" title="The LLM pipeline, in more detail"/>
+            <wp:cNvGraphicFramePr>
+              <a:graphicFrameLocks xmlns:a="http://schemas.openxmlformats.org/drawingml/2006/main" noChangeAspect="1"/>
+            </wp:cNvGraphicFramePr>
+            <a:graphic xmlns:a="http://schemas.openxmlformats.org/drawingml/2006/main">
+              <a:graphicData uri="http://schemas.openxmlformats.org/drawingml/2006/picture">
+                <pic:pic xmlns:pic="http://schemas.openxmlformats.org/drawingml/2006/picture">
+                  <pic:nvPicPr>
+                    <pic:cNvPr id="0" name="" descr=""/>
+                    <pic:cNvPicPr>
+                      <a:picLocks noChangeAspect="1" noChangeArrowheads="1"/>
+                    </pic:cNvPicPr>
+                  </pic:nvPicPr>
+                  <pic:blipFill>
+                    <a:blip r:embed="rId23" cstate="none"/>
+                    <a:srcRect/>
+                    <a:stretch>
+                      <a:fillRect/>
+                    </a:stretch>
+                  </pic:blipFill>
+                  <pic:spPr bwMode="auto">
+                    <a:xfrm>
+                      <a:off x="0" y="0"/>
+                      <a:ext cx="5334000" cy="1162050"/>
+                    </a:xfrm>
+                    <a:prstGeom prst="rect">
+                      <a:avLst/>
+                    </a:prstGeom>
+                  </pic:spPr>
+                </pic:pic>
+              </a:graphicData>
+            </a:graphic>
+          </wp:inline>
+        </w:drawing>
+      </w:r>
+    </w:p>
+    <w:p>
+      <w:pPr>
+        <w:spacing w:after="200"/>
+        <w:jc w:val="center"/>
+      </w:pPr>
+      <w:r>
+        <w:rPr>
+          <w:i/>
+          <w:iCs/>
+          <w:color w:val="6B7280"/>
+          <w:sz w:val="19"/>
+          <w:szCs w:val="19"/>
+        </w:rPr>
+        <w:t xml:space="preserve">The LLM pipeline, in more detail</w:t>
       </w:r>
     </w:p>
     <w:p>
@@ -15471,6 +16352,164 @@
         <w:spacing w:after="80" w:line="276"/>
       </w:pPr>
       <w:r>
+        <w:t xml:space="preserve">Data quality, languages and task mix affect what the model learns.</w:t>
+      </w:r>
+    </w:p>
+    <w:p>
+      <w:pPr>
+        <w:pStyle w:val="ListParagraph"/>
+        <w:keepLines/>
+        <w:numPr>
+          <w:ilvl w:val="0"/>
+          <w:numId w:val="23"/>
+        </w:numPr>
+        <w:spacing w:after="80" w:line="276"/>
+      </w:pPr>
+      <w:r>
+        <w:t xml:space="preserve">A large language model uses the transformer ideas from week 5 at larger data and compute scales.</w:t>
+      </w:r>
+    </w:p>
+    <w:p>
+      <w:pPr>
+        <w:pStyle w:val="ListParagraph"/>
+        <w:keepLines/>
+        <w:numPr>
+          <w:ilvl w:val="0"/>
+          <w:numId w:val="23"/>
+        </w:numPr>
+        <w:spacing w:after="80" w:line="276"/>
+      </w:pPr>
+      <w:r>
+        <w:t xml:space="preserve">Collect data: Authorised examples from text, code and other sources</w:t>
+      </w:r>
+    </w:p>
+    <w:p>
+      <w:pPr>
+        <w:pStyle w:val="ListParagraph"/>
+        <w:keepLines/>
+        <w:numPr>
+          <w:ilvl w:val="0"/>
+          <w:numId w:val="23"/>
+        </w:numPr>
+        <w:spacing w:after="80" w:line="276"/>
+      </w:pPr>
+      <w:r>
+        <w:t xml:space="preserve">Clean &amp; filter: Remove poor examples, duplicates and test-set overlap</w:t>
+      </w:r>
+    </w:p>
+    <w:p>
+      <w:pPr>
+        <w:pStyle w:val="ListParagraph"/>
+        <w:keepLines/>
+        <w:numPr>
+          <w:ilvl w:val="0"/>
+          <w:numId w:val="23"/>
+        </w:numPr>
+        <w:spacing w:after="80" w:line="276"/>
+      </w:pPr>
+      <w:r>
+        <w:t xml:space="preserve">Tokenise: Split text into vocabulary pieces and token IDs</w:t>
+      </w:r>
+    </w:p>
+    <w:p>
+      <w:pPr>
+        <w:pStyle w:val="ListParagraph"/>
+        <w:keepLines/>
+        <w:numPr>
+          <w:ilvl w:val="0"/>
+          <w:numId w:val="23"/>
+        </w:numPr>
+        <w:spacing w:after="80" w:line="276"/>
+      </w:pPr>
+      <w:r>
+        <w:t xml:space="preserve">Pre-train: Learn to predict the next token across many examples</w:t>
+      </w:r>
+    </w:p>
+    <w:p>
+      <w:pPr>
+        <w:pStyle w:val="ListParagraph"/>
+        <w:keepLines/>
+        <w:numPr>
+          <w:ilvl w:val="0"/>
+          <w:numId w:val="23"/>
+        </w:numPr>
+        <w:spacing w:after="80" w:line="276"/>
+      </w:pPr>
+      <w:r>
+        <w:t xml:space="preserve">Post-train: Learn from instructions and feedback about answer quality</w:t>
+      </w:r>
+    </w:p>
+    <w:p>
+      <w:pPr>
+        <w:pStyle w:val="Heading2"/>
+        <w:keepNext/>
+      </w:pPr>
+      <w:r>
+        <w:t xml:space="preserve">Slide 14: How much compute does pre-training need?</w:t>
+      </w:r>
+    </w:p>
+    <w:p>
+      <w:pPr>
+        <w:pStyle w:val="ListParagraph"/>
+        <w:keepLines/>
+        <w:numPr>
+          <w:ilvl w:val="0"/>
+          <w:numId w:val="24"/>
+        </w:numPr>
+        <w:spacing w:after="80" w:line="276"/>
+      </w:pPr>
+      <w:r>
+        <w:t xml:space="preserve">A rough dense-transformer estimate is C ≈ 6 × parameters × training tokens. FLOPs count numerical operations.</w:t>
+      </w:r>
+    </w:p>
+    <w:p>
+      <w:pPr>
+        <w:pStyle w:val="ListParagraph"/>
+        <w:keepLines/>
+        <w:numPr>
+          <w:ilvl w:val="0"/>
+          <w:numId w:val="24"/>
+        </w:numPr>
+        <w:spacing w:after="80" w:line="276"/>
+      </w:pPr>
+      <w:r>
+        <w:t xml:space="preserve">For 7 billion parameters and 2 trillion tokens, C ≈ 8.4 × 10²² operations.</w:t>
+      </w:r>
+    </w:p>
+    <w:p>
+      <w:pPr>
+        <w:pStyle w:val="ListParagraph"/>
+        <w:keepLines/>
+        <w:numPr>
+          <w:ilvl w:val="0"/>
+          <w:numId w:val="24"/>
+        </w:numPr>
+        <w:spacing w:after="80" w:line="276"/>
+      </w:pPr>
+      <w:r>
+        <w:t xml:space="preserve">At 400 trillion operations per second per GPU, this is about 58,000 GPU-hours. Hardware and utilisation affect real cost.</w:t>
+      </w:r>
+    </w:p>
+    <w:p>
+      <w:pPr>
+        <w:pStyle w:val="Heading2"/>
+        <w:keepNext/>
+      </w:pPr>
+      <w:r>
+        <w:t xml:space="preserve">Slide 15: Scaling laws: loss is predictable from size and data</w:t>
+      </w:r>
+    </w:p>
+    <w:p>
+      <w:pPr>
+        <w:pStyle w:val="ListParagraph"/>
+        <w:keepLines/>
+        <w:numPr>
+          <w:ilvl w:val="0"/>
+          <w:numId w:val="25"/>
+        </w:numPr>
+        <w:spacing w:after="80" w:line="276"/>
+      </w:pPr>
+      <w:r>
         <w:rPr>
           <w:b/>
           <w:bCs/>
@@ -15487,7 +16526,7 @@
         <w:keepLines/>
         <w:numPr>
           <w:ilvl w:val="0"/>
-          <w:numId w:val="23"/>
+          <w:numId w:val="25"/>
         </w:numPr>
         <w:spacing w:after="80" w:line="276"/>
       </w:pPr>
@@ -15501,7 +16540,7 @@
         <w:keepLines/>
         <w:numPr>
           <w:ilvl w:val="0"/>
-          <w:numId w:val="23"/>
+          <w:numId w:val="25"/>
         </w:numPr>
         <w:spacing w:after="80" w:line="276"/>
       </w:pPr>
@@ -15515,7 +16554,7 @@
         <w:keepLines/>
         <w:numPr>
           <w:ilvl w:val="0"/>
-          <w:numId w:val="23"/>
+          <w:numId w:val="25"/>
         </w:numPr>
         <w:spacing w:after="80" w:line="276"/>
       </w:pPr>
@@ -15538,7 +16577,7 @@
         <w:keepLines/>
         <w:numPr>
           <w:ilvl w:val="0"/>
-          <w:numId w:val="24"/>
+          <w:numId w:val="26"/>
         </w:numPr>
         <w:spacing w:after="80" w:line="276"/>
       </w:pPr>
@@ -15559,7 +16598,7 @@
         <w:keepLines/>
         <w:numPr>
           <w:ilvl w:val="0"/>
-          <w:numId w:val="24"/>
+          <w:numId w:val="26"/>
         </w:numPr>
         <w:spacing w:after="80" w:line="276"/>
       </w:pPr>
@@ -15573,7 +16612,7 @@
         <w:keepLines/>
         <w:numPr>
           <w:ilvl w:val="0"/>
-          <w:numId w:val="24"/>
+          <w:numId w:val="26"/>
         </w:numPr>
         <w:spacing w:after="80" w:line="276"/>
       </w:pPr>
@@ -15587,7 +16626,7 @@
         <w:keepLines/>
         <w:numPr>
           <w:ilvl w:val="0"/>
-          <w:numId w:val="24"/>
+          <w:numId w:val="26"/>
         </w:numPr>
         <w:spacing w:after="80" w:line="276"/>
       </w:pPr>
@@ -15610,7 +16649,7 @@
         <w:keepLines/>
         <w:numPr>
           <w:ilvl w:val="0"/>
-          <w:numId w:val="25"/>
+          <w:numId w:val="27"/>
         </w:numPr>
         <w:spacing w:after="80" w:line="276"/>
       </w:pPr>
@@ -15634,7 +16673,7 @@
         <w:keepLines/>
         <w:numPr>
           <w:ilvl w:val="0"/>
-          <w:numId w:val="25"/>
+          <w:numId w:val="27"/>
         </w:numPr>
         <w:spacing w:after="80" w:line="276"/>
       </w:pPr>
@@ -15648,7 +16687,7 @@
         <w:keepLines/>
         <w:numPr>
           <w:ilvl w:val="0"/>
-          <w:numId w:val="25"/>
+          <w:numId w:val="27"/>
         </w:numPr>
         <w:spacing w:after="80" w:line="276"/>
       </w:pPr>
@@ -15662,7 +16701,7 @@
         <w:keepLines/>
         <w:numPr>
           <w:ilvl w:val="0"/>
-          <w:numId w:val="25"/>
+          <w:numId w:val="27"/>
         </w:numPr>
         <w:spacing w:after="80" w:line="276"/>
       </w:pPr>
@@ -15685,7 +16724,7 @@
         <w:keepLines/>
         <w:numPr>
           <w:ilvl w:val="0"/>
-          <w:numId w:val="26"/>
+          <w:numId w:val="28"/>
         </w:numPr>
         <w:spacing w:after="80" w:line="276"/>
       </w:pPr>
@@ -15699,7 +16738,7 @@
         <w:keepLines/>
         <w:numPr>
           <w:ilvl w:val="0"/>
-          <w:numId w:val="26"/>
+          <w:numId w:val="28"/>
         </w:numPr>
         <w:spacing w:after="80" w:line="276"/>
       </w:pPr>
@@ -15713,7 +16752,7 @@
         <w:keepLines/>
         <w:numPr>
           <w:ilvl w:val="0"/>
-          <w:numId w:val="26"/>
+          <w:numId w:val="28"/>
         </w:numPr>
         <w:spacing w:after="80" w:line="276"/>
       </w:pPr>
@@ -16614,7 +17653,7 @@
         <w:keepLines/>
         <w:numPr>
           <w:ilvl w:val="0"/>
-          <w:numId w:val="27"/>
+          <w:numId w:val="29"/>
         </w:numPr>
         <w:spacing w:after="80" w:line="276"/>
       </w:pPr>
@@ -16628,7 +17667,7 @@
         <w:keepLines/>
         <w:numPr>
           <w:ilvl w:val="0"/>
-          <w:numId w:val="27"/>
+          <w:numId w:val="29"/>
         </w:numPr>
         <w:spacing w:after="80" w:line="276"/>
       </w:pPr>
@@ -16642,7 +17681,7 @@
         <w:keepLines/>
         <w:numPr>
           <w:ilvl w:val="0"/>
-          <w:numId w:val="27"/>
+          <w:numId w:val="29"/>
         </w:numPr>
         <w:spacing w:after="80" w:line="276"/>
       </w:pPr>
@@ -16679,7 +17718,7 @@
         <w:keepLines/>
         <w:numPr>
           <w:ilvl w:val="0"/>
-          <w:numId w:val="28"/>
+          <w:numId w:val="30"/>
         </w:numPr>
         <w:spacing w:after="80" w:line="276"/>
       </w:pPr>
@@ -16693,7 +17732,7 @@
         <w:keepLines/>
         <w:numPr>
           <w:ilvl w:val="0"/>
-          <w:numId w:val="28"/>
+          <w:numId w:val="30"/>
         </w:numPr>
         <w:spacing w:after="80" w:line="276"/>
       </w:pPr>
@@ -16707,7 +17746,7 @@
         <w:keepLines/>
         <w:numPr>
           <w:ilvl w:val="0"/>
-          <w:numId w:val="28"/>
+          <w:numId w:val="30"/>
         </w:numPr>
         <w:spacing w:after="80" w:line="276"/>
       </w:pPr>
@@ -16721,7 +17760,7 @@
         <w:keepLines/>
         <w:numPr>
           <w:ilvl w:val="0"/>
-          <w:numId w:val="28"/>
+          <w:numId w:val="30"/>
         </w:numPr>
         <w:spacing w:after="80" w:line="276"/>
       </w:pPr>
@@ -16749,7 +17788,7 @@
         <w:keepLines/>
         <w:numPr>
           <w:ilvl w:val="0"/>
-          <w:numId w:val="29"/>
+          <w:numId w:val="31"/>
         </w:numPr>
         <w:spacing w:after="80" w:line="276"/>
       </w:pPr>
@@ -16763,7 +17802,7 @@
         <w:keepLines/>
         <w:numPr>
           <w:ilvl w:val="0"/>
-          <w:numId w:val="29"/>
+          <w:numId w:val="31"/>
         </w:numPr>
         <w:spacing w:after="80" w:line="276"/>
       </w:pPr>
@@ -16777,7 +17816,7 @@
         <w:keepLines/>
         <w:numPr>
           <w:ilvl w:val="0"/>
-          <w:numId w:val="29"/>
+          <w:numId w:val="31"/>
         </w:numPr>
         <w:spacing w:after="80" w:line="276"/>
       </w:pPr>
@@ -16791,7 +17830,7 @@
         <w:keepLines/>
         <w:numPr>
           <w:ilvl w:val="0"/>
-          <w:numId w:val="29"/>
+          <w:numId w:val="31"/>
         </w:numPr>
         <w:spacing w:after="80" w:line="276"/>
       </w:pPr>
@@ -16819,7 +17858,7 @@
         <w:keepLines/>
         <w:numPr>
           <w:ilvl w:val="0"/>
-          <w:numId w:val="30"/>
+          <w:numId w:val="32"/>
         </w:numPr>
         <w:spacing w:after="80" w:line="276"/>
       </w:pPr>
@@ -16833,7 +17872,7 @@
         <w:keepLines/>
         <w:numPr>
           <w:ilvl w:val="0"/>
-          <w:numId w:val="30"/>
+          <w:numId w:val="32"/>
         </w:numPr>
         <w:spacing w:after="80" w:line="276"/>
       </w:pPr>
@@ -16847,7 +17886,7 @@
         <w:keepLines/>
         <w:numPr>
           <w:ilvl w:val="0"/>
-          <w:numId w:val="30"/>
+          <w:numId w:val="32"/>
         </w:numPr>
         <w:spacing w:after="80" w:line="276"/>
       </w:pPr>
@@ -16861,7 +17900,7 @@
         <w:keepLines/>
         <w:numPr>
           <w:ilvl w:val="0"/>
-          <w:numId w:val="30"/>
+          <w:numId w:val="32"/>
         </w:numPr>
         <w:spacing w:after="80" w:line="276"/>
       </w:pPr>
@@ -18000,7 +19039,7 @@
         <w:keepLines/>
         <w:numPr>
           <w:ilvl w:val="0"/>
-          <w:numId w:val="31"/>
+          <w:numId w:val="33"/>
         </w:numPr>
         <w:spacing w:after="80" w:line="276"/>
       </w:pPr>
@@ -18021,7 +19060,7 @@
         <w:keepLines/>
         <w:numPr>
           <w:ilvl w:val="0"/>
-          <w:numId w:val="31"/>
+          <w:numId w:val="33"/>
         </w:numPr>
         <w:spacing w:after="80" w:line="276"/>
       </w:pPr>
@@ -18042,7 +19081,7 @@
         <w:keepLines/>
         <w:numPr>
           <w:ilvl w:val="0"/>
-          <w:numId w:val="31"/>
+          <w:numId w:val="33"/>
         </w:numPr>
         <w:spacing w:after="80" w:line="276"/>
       </w:pPr>
@@ -18063,7 +19102,7 @@
         <w:keepLines/>
         <w:numPr>
           <w:ilvl w:val="0"/>
-          <w:numId w:val="31"/>
+          <w:numId w:val="33"/>
         </w:numPr>
         <w:spacing w:after="80" w:line="276"/>
       </w:pPr>
@@ -18093,7 +19132,7 @@
         <w:keepLines/>
         <w:numPr>
           <w:ilvl w:val="0"/>
-          <w:numId w:val="32"/>
+          <w:numId w:val="34"/>
         </w:numPr>
         <w:spacing w:after="80" w:line="276"/>
       </w:pPr>
@@ -18107,7 +19146,7 @@
         <w:keepLines/>
         <w:numPr>
           <w:ilvl w:val="0"/>
-          <w:numId w:val="32"/>
+          <w:numId w:val="34"/>
         </w:numPr>
         <w:spacing w:after="80" w:line="276"/>
       </w:pPr>
@@ -18121,7 +19160,7 @@
         <w:keepLines/>
         <w:numPr>
           <w:ilvl w:val="0"/>
-          <w:numId w:val="32"/>
+          <w:numId w:val="34"/>
         </w:numPr>
         <w:spacing w:after="80" w:line="276"/>
       </w:pPr>
@@ -19827,7 +20866,7 @@
         <w:keepLines/>
         <w:numPr>
           <w:ilvl w:val="0"/>
-          <w:numId w:val="33"/>
+          <w:numId w:val="35"/>
         </w:numPr>
         <w:spacing w:after="80" w:line="276"/>
       </w:pPr>
@@ -19841,7 +20880,7 @@
         <w:keepLines/>
         <w:numPr>
           <w:ilvl w:val="0"/>
-          <w:numId w:val="33"/>
+          <w:numId w:val="35"/>
         </w:numPr>
         <w:spacing w:after="80" w:line="276"/>
       </w:pPr>
@@ -19855,7 +20894,7 @@
         <w:keepLines/>
         <w:numPr>
           <w:ilvl w:val="0"/>
-          <w:numId w:val="33"/>
+          <w:numId w:val="35"/>
         </w:numPr>
         <w:spacing w:after="80" w:line="276"/>
       </w:pPr>
@@ -19869,7 +20908,7 @@
         <w:keepLines/>
         <w:numPr>
           <w:ilvl w:val="0"/>
-          <w:numId w:val="33"/>
+          <w:numId w:val="35"/>
         </w:numPr>
         <w:spacing w:after="80" w:line="276"/>
       </w:pPr>
@@ -19897,7 +20936,7 @@
         <w:keepLines/>
         <w:numPr>
           <w:ilvl w:val="0"/>
-          <w:numId w:val="34"/>
+          <w:numId w:val="36"/>
         </w:numPr>
         <w:spacing w:after="80" w:line="276"/>
       </w:pPr>
@@ -19911,7 +20950,7 @@
         <w:keepLines/>
         <w:numPr>
           <w:ilvl w:val="0"/>
-          <w:numId w:val="34"/>
+          <w:numId w:val="36"/>
         </w:numPr>
         <w:spacing w:after="80" w:line="276"/>
       </w:pPr>
@@ -19925,7 +20964,7 @@
         <w:keepLines/>
         <w:numPr>
           <w:ilvl w:val="0"/>
-          <w:numId w:val="34"/>
+          <w:numId w:val="36"/>
         </w:numPr>
         <w:spacing w:after="80" w:line="276"/>
       </w:pPr>
@@ -19939,7 +20978,7 @@
         <w:keepLines/>
         <w:numPr>
           <w:ilvl w:val="0"/>
-          <w:numId w:val="34"/>
+          <w:numId w:val="36"/>
         </w:numPr>
         <w:spacing w:after="80" w:line="276"/>
       </w:pPr>
@@ -19962,7 +21001,7 @@
         <w:keepLines/>
         <w:numPr>
           <w:ilvl w:val="0"/>
-          <w:numId w:val="35"/>
+          <w:numId w:val="37"/>
         </w:numPr>
         <w:spacing w:after="80" w:line="276"/>
       </w:pPr>
@@ -19985,7 +21024,7 @@
         <w:keepLines/>
         <w:numPr>
           <w:ilvl w:val="0"/>
-          <w:numId w:val="35"/>
+          <w:numId w:val="37"/>
         </w:numPr>
         <w:spacing w:after="80" w:line="276"/>
       </w:pPr>
@@ -19999,7 +21038,7 @@
         <w:keepLines/>
         <w:numPr>
           <w:ilvl w:val="0"/>
-          <w:numId w:val="35"/>
+          <w:numId w:val="37"/>
         </w:numPr>
         <w:spacing w:after="80" w:line="276"/>
       </w:pPr>
@@ -20022,7 +21061,7 @@
         <w:keepLines/>
         <w:numPr>
           <w:ilvl w:val="0"/>
-          <w:numId w:val="36"/>
+          <w:numId w:val="38"/>
         </w:numPr>
         <w:spacing w:after="80" w:line="276"/>
       </w:pPr>
@@ -20046,7 +21085,7 @@
         <w:keepLines/>
         <w:numPr>
           <w:ilvl w:val="0"/>
-          <w:numId w:val="36"/>
+          <w:numId w:val="38"/>
         </w:numPr>
         <w:spacing w:after="80" w:line="276"/>
       </w:pPr>
@@ -20060,7 +21099,7 @@
         <w:keepLines/>
         <w:numPr>
           <w:ilvl w:val="0"/>
-          <w:numId w:val="36"/>
+          <w:numId w:val="38"/>
         </w:numPr>
         <w:spacing w:after="80" w:line="276"/>
       </w:pPr>
@@ -20083,7 +21122,7 @@
         <w:keepLines/>
         <w:numPr>
           <w:ilvl w:val="0"/>
-          <w:numId w:val="37"/>
+          <w:numId w:val="39"/>
         </w:numPr>
         <w:spacing w:after="80" w:line="276"/>
       </w:pPr>
@@ -20104,7 +21143,7 @@
         <w:keepLines/>
         <w:numPr>
           <w:ilvl w:val="0"/>
-          <w:numId w:val="37"/>
+          <w:numId w:val="39"/>
         </w:numPr>
         <w:spacing w:after="80" w:line="276"/>
       </w:pPr>
@@ -20125,7 +21164,7 @@
         <w:keepLines/>
         <w:numPr>
           <w:ilvl w:val="0"/>
-          <w:numId w:val="37"/>
+          <w:numId w:val="39"/>
         </w:numPr>
         <w:spacing w:after="80" w:line="276"/>
       </w:pPr>
@@ -20151,6 +21190,69 @@
     </w:p>
     <w:p>
       <w:pPr>
+        <w:keepNext/>
+        <w:spacing w:after="60" w:before="160"/>
+        <w:jc w:val="center"/>
+      </w:pPr>
+      <w:r>
+        <w:drawing>
+          <wp:inline distT="0" distB="0" distL="0" distR="0">
+            <wp:extent cx="5334000" cy="1162050"/>
+            <wp:effectExtent t="0" r="0" b="0" l="0"/>
+            <wp:docPr id="16" name="A practical process for choosing a model" descr="A practical process for choosing a model" title="A practical process for choosing a model"/>
+            <wp:cNvGraphicFramePr>
+              <a:graphicFrameLocks xmlns:a="http://schemas.openxmlformats.org/drawingml/2006/main" noChangeAspect="1"/>
+            </wp:cNvGraphicFramePr>
+            <a:graphic xmlns:a="http://schemas.openxmlformats.org/drawingml/2006/main">
+              <a:graphicData uri="http://schemas.openxmlformats.org/drawingml/2006/picture">
+                <pic:pic xmlns:pic="http://schemas.openxmlformats.org/drawingml/2006/picture">
+                  <pic:nvPicPr>
+                    <pic:cNvPr id="0" name="" descr=""/>
+                    <pic:cNvPicPr>
+                      <a:picLocks noChangeAspect="1" noChangeArrowheads="1"/>
+                    </pic:cNvPicPr>
+                  </pic:nvPicPr>
+                  <pic:blipFill>
+                    <a:blip r:embed="rId24" cstate="none"/>
+                    <a:srcRect/>
+                    <a:stretch>
+                      <a:fillRect/>
+                    </a:stretch>
+                  </pic:blipFill>
+                  <pic:spPr bwMode="auto">
+                    <a:xfrm>
+                      <a:off x="0" y="0"/>
+                      <a:ext cx="5334000" cy="1162050"/>
+                    </a:xfrm>
+                    <a:prstGeom prst="rect">
+                      <a:avLst/>
+                    </a:prstGeom>
+                  </pic:spPr>
+                </pic:pic>
+              </a:graphicData>
+            </a:graphic>
+          </wp:inline>
+        </w:drawing>
+      </w:r>
+    </w:p>
+    <w:p>
+      <w:pPr>
+        <w:spacing w:after="200"/>
+        <w:jc w:val="center"/>
+      </w:pPr>
+      <w:r>
+        <w:rPr>
+          <w:i/>
+          <w:iCs/>
+          <w:color w:val="6B7280"/>
+          <w:sz w:val="19"/>
+          <w:szCs w:val="19"/>
+        </w:rPr>
+        <w:t xml:space="preserve">A practical process for choosing a model</w:t>
+      </w:r>
+    </w:p>
+    <w:p>
+      <w:pPr>
         <w:keepNext w:val="false"/>
         <w:keepLines/>
         <w:spacing w:after="140" w:line="288"/>
@@ -20172,7 +21274,7 @@
         <w:keepLines/>
         <w:numPr>
           <w:ilvl w:val="0"/>
-          <w:numId w:val="38"/>
+          <w:numId w:val="40"/>
         </w:numPr>
         <w:spacing w:after="80" w:line="276"/>
       </w:pPr>
@@ -20186,7 +21288,7 @@
         <w:keepLines/>
         <w:numPr>
           <w:ilvl w:val="0"/>
-          <w:numId w:val="38"/>
+          <w:numId w:val="40"/>
         </w:numPr>
         <w:spacing w:after="80" w:line="276"/>
       </w:pPr>
@@ -20200,7 +21302,7 @@
         <w:keepLines/>
         <w:numPr>
           <w:ilvl w:val="0"/>
-          <w:numId w:val="38"/>
+          <w:numId w:val="40"/>
         </w:numPr>
         <w:spacing w:after="80" w:line="276"/>
       </w:pPr>
@@ -20214,7 +21316,7 @@
         <w:keepLines/>
         <w:numPr>
           <w:ilvl w:val="0"/>
-          <w:numId w:val="38"/>
+          <w:numId w:val="40"/>
         </w:numPr>
         <w:spacing w:after="80" w:line="276"/>
       </w:pPr>
@@ -20228,7 +21330,7 @@
         <w:keepLines/>
         <w:numPr>
           <w:ilvl w:val="0"/>
-          <w:numId w:val="38"/>
+          <w:numId w:val="40"/>
         </w:numPr>
         <w:spacing w:after="80" w:line="276"/>
       </w:pPr>
@@ -20251,7 +21353,7 @@
         <w:keepLines/>
         <w:numPr>
           <w:ilvl w:val="0"/>
-          <w:numId w:val="39"/>
+          <w:numId w:val="41"/>
         </w:numPr>
         <w:spacing w:after="80" w:line="276"/>
       </w:pPr>
@@ -20272,7 +21374,7 @@
         <w:keepLines/>
         <w:numPr>
           <w:ilvl w:val="0"/>
-          <w:numId w:val="39"/>
+          <w:numId w:val="41"/>
         </w:numPr>
         <w:spacing w:after="80" w:line="276"/>
       </w:pPr>
@@ -20293,7 +21395,7 @@
         <w:keepLines/>
         <w:numPr>
           <w:ilvl w:val="0"/>
-          <w:numId w:val="39"/>
+          <w:numId w:val="41"/>
         </w:numPr>
         <w:spacing w:after="80" w:line="276"/>
       </w:pPr>
@@ -20314,7 +21416,7 @@
         <w:keepLines/>
         <w:numPr>
           <w:ilvl w:val="0"/>
-          <w:numId w:val="39"/>
+          <w:numId w:val="41"/>
         </w:numPr>
         <w:spacing w:after="80" w:line="276"/>
       </w:pPr>
@@ -20335,7 +21437,7 @@
         <w:keepLines/>
         <w:numPr>
           <w:ilvl w:val="0"/>
-          <w:numId w:val="39"/>
+          <w:numId w:val="41"/>
         </w:numPr>
         <w:spacing w:after="80" w:line="276"/>
       </w:pPr>
@@ -20365,7 +21467,7 @@
         <w:keepLines/>
         <w:numPr>
           <w:ilvl w:val="0"/>
-          <w:numId w:val="40"/>
+          <w:numId w:val="42"/>
         </w:numPr>
         <w:spacing w:after="80" w:line="276"/>
       </w:pPr>
@@ -20379,12 +21481,12 @@
         <w:keepLines/>
         <w:numPr>
           <w:ilvl w:val="0"/>
-          <w:numId w:val="40"/>
+          <w:numId w:val="42"/>
         </w:numPr>
         <w:spacing w:after="80" w:line="276"/>
       </w:pPr>
       <w:r>
-        <w:t xml:space="preserve">Compare BERT mask filling, Flan-T5 text-to-text and decoder chat on related inputs.</w:t>
+        <w:t xml:space="preserve">Check one small decoder's replies on four tasks; BERT, Flan-T5 and Qwen comparisons are an optional stretch.</w:t>
       </w:r>
     </w:p>
     <w:p>
@@ -20393,7 +21495,7 @@
         <w:keepLines/>
         <w:numPr>
           <w:ilvl w:val="0"/>
-          <w:numId w:val="40"/>
+          <w:numId w:val="42"/>
         </w:numPr>
         <w:spacing w:after="80" w:line="276"/>
       </w:pPr>
@@ -20407,7 +21509,7 @@
         <w:keepLines/>
         <w:numPr>
           <w:ilvl w:val="0"/>
-          <w:numId w:val="40"/>
+          <w:numId w:val="42"/>
         </w:numPr>
         <w:spacing w:after="80" w:line="276"/>
       </w:pPr>
@@ -20421,12 +21523,12 @@
         <w:keepLines/>
         <w:numPr>
           <w:ilvl w:val="0"/>
-          <w:numId w:val="40"/>
+          <w:numId w:val="42"/>
         </w:numPr>
         <w:spacing w:after="80" w:line="276"/>
       </w:pPr>
       <w:r>
-        <w:t xml:space="preserve">Call a local or hosted model. Record output tokens and elapsed time. An API key is optional.</w:t>
+        <w:t xml:space="preserve">Log a local request (model, seconds, new tokens). Optional Gemini or OpenAI feedback uses one switch; no key is required.</w:t>
       </w:r>
     </w:p>
     <w:p>
@@ -20435,12 +21537,12 @@
         <w:keepLines/>
         <w:numPr>
           <w:ilvl w:val="0"/>
-          <w:numId w:val="40"/>
+          <w:numId w:val="42"/>
         </w:numPr>
         <w:spacing w:after="80" w:line="276"/>
       </w:pPr>
       <w:r>
-        <w:t xml:space="preserve">Compare thinking modes across repeated runs. Check final answers, completion, tokens and time.</w:t>
+        <w:t xml:space="preserve">Check a synthetic reasoning scorer for final answers, completion and budget; live thinking runs are optional.</w:t>
       </w:r>
     </w:p>
     <w:p>
@@ -20458,7 +21560,7 @@
         <w:keepLines/>
         <w:numPr>
           <w:ilvl w:val="0"/>
-          <w:numId w:val="41"/>
+          <w:numId w:val="43"/>
         </w:numPr>
         <w:spacing w:after="80" w:line="276"/>
       </w:pPr>
@@ -20472,7 +21574,7 @@
         <w:keepLines/>
         <w:numPr>
           <w:ilvl w:val="0"/>
-          <w:numId w:val="41"/>
+          <w:numId w:val="43"/>
         </w:numPr>
         <w:spacing w:after="80" w:line="276"/>
       </w:pPr>
@@ -20486,7 +21588,7 @@
         <w:keepLines/>
         <w:numPr>
           <w:ilvl w:val="0"/>
-          <w:numId w:val="41"/>
+          <w:numId w:val="43"/>
         </w:numPr>
         <w:spacing w:after="80" w:line="276"/>
       </w:pPr>
@@ -20500,7 +21602,7 @@
         <w:keepLines/>
         <w:numPr>
           <w:ilvl w:val="0"/>
-          <w:numId w:val="41"/>
+          <w:numId w:val="43"/>
         </w:numPr>
         <w:spacing w:after="80" w:line="276"/>
       </w:pPr>
@@ -20514,7 +21616,7 @@
         <w:keepLines/>
         <w:numPr>
           <w:ilvl w:val="0"/>
-          <w:numId w:val="41"/>
+          <w:numId w:val="43"/>
         </w:numPr>
         <w:spacing w:after="80" w:line="276"/>
       </w:pPr>
@@ -20528,7 +21630,7 @@
         <w:keepLines/>
         <w:numPr>
           <w:ilvl w:val="0"/>
-          <w:numId w:val="41"/>
+          <w:numId w:val="43"/>
         </w:numPr>
         <w:spacing w:after="80" w:line="276"/>
       </w:pPr>
@@ -20542,7 +21644,7 @@
         <w:keepLines/>
         <w:numPr>
           <w:ilvl w:val="0"/>
-          <w:numId w:val="41"/>
+          <w:numId w:val="43"/>
         </w:numPr>
         <w:spacing w:after="80" w:line="276"/>
       </w:pPr>
@@ -20556,7 +21658,7 @@
         <w:keepLines/>
         <w:numPr>
           <w:ilvl w:val="0"/>
-          <w:numId w:val="41"/>
+          <w:numId w:val="43"/>
         </w:numPr>
         <w:spacing w:after="80" w:line="276"/>
       </w:pPr>
@@ -20877,11 +21979,25 @@
             <w:r>
               <w:rPr>
                 <w:rFonts w:ascii="Consolas" w:cs="Consolas" w:eastAsia="Consolas" w:hAnsi="Consolas"/>
-                <w:color w:val="1F2937"/>
+                <w:color w:val="6B7280"/>
                 <w:sz w:val="18"/>
                 <w:szCs w:val="18"/>
               </w:rPr>
-              <w:t xml:space="preserve">import os</w:t>
+              <w:t xml:space="preserve"># Shared lab setup: set exactly one of USE_GEMINI / USE_OPENAI to True first.</w:t>
+            </w:r>
+          </w:p>
+          <w:p>
+            <w:pPr>
+              <w:spacing w:after="0" w:line="252"/>
+            </w:pPr>
+            <w:r>
+              <w:rPr>
+                <w:rFonts w:ascii="Consolas" w:cs="Consolas" w:eastAsia="Consolas" w:hAnsi="Consolas"/>
+                <w:color w:val="6B7280"/>
+                <w:sz w:val="18"/>
+                <w:szCs w:val="18"/>
+              </w:rPr>
+              <w:t xml:space="preserve"># The key comes from Colab Secrets or an environment variable and is never printed.</w:t>
             </w:r>
           </w:p>
           <w:p>
@@ -20895,7 +22011,7 @@
                 <w:sz w:val="18"/>
                 <w:szCs w:val="18"/>
               </w:rPr>
-              <w:t xml:space="preserve">from huggingface_hub import InferenceClient</w:t>
+              <w:t xml:space="preserve">answer = ask_model("Name three LLM families in one sentence.",</w:t>
             </w:r>
           </w:p>
           <w:p>
@@ -20909,7 +22025,7 @@
                 <w:sz w:val="18"/>
                 <w:szCs w:val="18"/>
               </w:rPr>
-              <w:t xml:space="preserve"> </w:t>
+              <w:t xml:space="preserve">                   temperature=0.2, max_output_tokens=128)</w:t>
             </w:r>
           </w:p>
           <w:p>
@@ -20923,7 +22039,7 @@
                 <w:sz w:val="18"/>
                 <w:szCs w:val="18"/>
               </w:rPr>
-              <w:t xml:space="preserve">client = InferenceClient(api_key=os.environ["HF_TOKEN"])</w:t>
+              <w:t xml:space="preserve">print(answer or "No provider response; use the local model instead.")</w:t>
             </w:r>
           </w:p>
           <w:p>
@@ -20937,7 +22053,7 @@
                 <w:sz w:val="18"/>
                 <w:szCs w:val="18"/>
               </w:rPr>
-              <w:t xml:space="preserve">resp = client.chat.completions.create(</w:t>
+              <w:t xml:space="preserve"> </w:t>
             </w:r>
           </w:p>
           <w:p>
@@ -20947,11 +22063,11 @@
             <w:r>
               <w:rPr>
                 <w:rFonts w:ascii="Consolas" w:cs="Consolas" w:eastAsia="Consolas" w:hAnsi="Consolas"/>
-                <w:color w:val="1F2937"/>
+                <w:color w:val="6B7280"/>
                 <w:sz w:val="18"/>
                 <w:szCs w:val="18"/>
               </w:rPr>
-              <w:t xml:space="preserve">    model="Qwen/Qwen2.5-7B-Instruct",</w:t>
+              <w:t xml:space="preserve"># The shared helper uses google.genai.Client and models.generate_content internally.</w:t>
             </w:r>
           </w:p>
           <w:p>
@@ -20961,11 +22077,11 @@
             <w:r>
               <w:rPr>
                 <w:rFonts w:ascii="Consolas" w:cs="Consolas" w:eastAsia="Consolas" w:hAnsi="Consolas"/>
-                <w:color w:val="1F2937"/>
+                <w:color w:val="6B7280"/>
                 <w:sz w:val="18"/>
                 <w:szCs w:val="18"/>
               </w:rPr>
-              <w:t xml:space="preserve">    messages=[{"role": "user",</w:t>
+              <w:t xml:space="preserve"># Its provider switch, credential lookup, cache and retry budget control that request.</w:t>
             </w:r>
           </w:p>
           <w:p>
@@ -20975,53 +22091,11 @@
             <w:r>
               <w:rPr>
                 <w:rFonts w:ascii="Consolas" w:cs="Consolas" w:eastAsia="Consolas" w:hAnsi="Consolas"/>
-                <w:color w:val="1F2937"/>
+                <w:color w:val="6B7280"/>
                 <w:sz w:val="18"/>
                 <w:szCs w:val="18"/>
               </w:rPr>
-              <w:t xml:space="preserve">               "content": "Name three LLM families."}],</w:t>
-            </w:r>
-          </w:p>
-          <w:p>
-            <w:pPr>
-              <w:spacing w:after="0" w:line="252"/>
-            </w:pPr>
-            <w:r>
-              <w:rPr>
-                <w:rFonts w:ascii="Consolas" w:cs="Consolas" w:eastAsia="Consolas" w:hAnsi="Consolas"/>
-                <w:color w:val="1F2937"/>
-                <w:sz w:val="18"/>
-                <w:szCs w:val="18"/>
-              </w:rPr>
-              <w:t xml:space="preserve">    max_tokens=100, temperature=0.2)</w:t>
-            </w:r>
-          </w:p>
-          <w:p>
-            <w:pPr>
-              <w:spacing w:after="0" w:line="252"/>
-            </w:pPr>
-            <w:r>
-              <w:rPr>
-                <w:rFonts w:ascii="Consolas" w:cs="Consolas" w:eastAsia="Consolas" w:hAnsi="Consolas"/>
-                <w:color w:val="1F2937"/>
-                <w:sz w:val="18"/>
-                <w:szCs w:val="18"/>
-              </w:rPr>
-              <w:t xml:space="preserve">print(resp.choices[0].message.content)</w:t>
-            </w:r>
-          </w:p>
-          <w:p>
-            <w:pPr>
-              <w:spacing w:after="0" w:line="252"/>
-            </w:pPr>
-            <w:r>
-              <w:rPr>
-                <w:rFonts w:ascii="Consolas" w:cs="Consolas" w:eastAsia="Consolas" w:hAnsi="Consolas"/>
-                <w:color w:val="1F2937"/>
-                <w:sz w:val="18"/>
-                <w:szCs w:val="18"/>
-              </w:rPr>
-              <w:t xml:space="preserve">print(resp.usage)   # prompt and completion tokens</w:t>
+              <w:t xml:space="preserve"># Keep calls through ask_model() so a stored key alone never enables network access.</w:t>
             </w:r>
           </w:p>
         </w:tc>
@@ -21047,7 +22121,7 @@
         <w:keepLines/>
         <w:numPr>
           <w:ilvl w:val="0"/>
-          <w:numId w:val="42"/>
+          <w:numId w:val="44"/>
         </w:numPr>
         <w:spacing w:after="80" w:line="276"/>
       </w:pPr>
@@ -21061,7 +22135,7 @@
         <w:keepLines/>
         <w:numPr>
           <w:ilvl w:val="0"/>
-          <w:numId w:val="42"/>
+          <w:numId w:val="44"/>
         </w:numPr>
         <w:spacing w:after="80" w:line="276"/>
       </w:pPr>
@@ -21075,7 +22149,7 @@
         <w:keepLines/>
         <w:numPr>
           <w:ilvl w:val="0"/>
-          <w:numId w:val="42"/>
+          <w:numId w:val="44"/>
         </w:numPr>
         <w:spacing w:after="80" w:line="276"/>
       </w:pPr>
@@ -21089,7 +22163,7 @@
         <w:keepLines/>
         <w:numPr>
           <w:ilvl w:val="0"/>
-          <w:numId w:val="42"/>
+          <w:numId w:val="44"/>
         </w:numPr>
         <w:spacing w:after="80" w:line="276"/>
       </w:pPr>
@@ -21103,7 +22177,7 @@
         <w:keepLines/>
         <w:numPr>
           <w:ilvl w:val="0"/>
-          <w:numId w:val="42"/>
+          <w:numId w:val="44"/>
         </w:numPr>
         <w:spacing w:after="80" w:line="276"/>
       </w:pPr>
@@ -21117,12 +22191,46 @@
         <w:keepLines/>
         <w:numPr>
           <w:ilvl w:val="0"/>
-          <w:numId w:val="42"/>
+          <w:numId w:val="44"/>
         </w:numPr>
         <w:spacing w:after="80" w:line="276"/>
       </w:pPr>
       <w:r>
         <w:t xml:space="preserve">Cards, licences and task tests support model selection.</w:t>
+      </w:r>
+    </w:p>
+    <w:p>
+      <w:pPr>
+        <w:keepNext/>
+        <w:keepLines/>
+        <w:spacing w:after="140" w:line="288"/>
+      </w:pPr>
+      <w:r>
+        <w:rPr>
+          <w:b/>
+          <w:bCs/>
+        </w:rPr>
+        <w:t xml:space="preserve">Exit question.</w:t>
+      </w:r>
+      <w:r>
+        <w:t xml:space="preserve"> Longer thinking proves correctness?</w:t>
+      </w:r>
+    </w:p>
+    <w:p>
+      <w:pPr>
+        <w:keepNext/>
+        <w:keepLines/>
+        <w:spacing w:after="140" w:line="288"/>
+      </w:pPr>
+      <w:r>
+        <w:rPr>
+          <w:b/>
+          <w:bCs/>
+        </w:rPr>
+        <w:t xml:space="preserve">Answer.</w:t>
+      </w:r>
+      <w:r>
+        <w:t xml:space="preserve"> No; check final answers.</w:t>
       </w:r>
     </w:p>
     <w:p>
@@ -21136,7 +22244,7 @@
           <wp:inline distT="0" distB="0" distL="0" distR="0">
             <wp:extent cx="5334000" cy="2266950"/>
             <wp:effectExtent t="0" r="0" b="0" l="0"/>
-            <wp:docPr id="15" name="What we learned: language models" descr="What we learned: language models" title="What we learned: language models"/>
+            <wp:docPr id="17" name="What we learned: language models" descr="What we learned: language models" title="What we learned: language models"/>
             <wp:cNvGraphicFramePr>
               <a:graphicFrameLocks xmlns:a="http://schemas.openxmlformats.org/drawingml/2006/main" noChangeAspect="1"/>
             </wp:cNvGraphicFramePr>
@@ -21150,7 +22258,7 @@
                     </pic:cNvPicPr>
                   </pic:nvPicPr>
                   <pic:blipFill>
-                    <a:blip r:embed="rId23" cstate="none"/>
+                    <a:blip r:embed="rId25" cstate="none"/>
                     <a:srcRect/>
                     <a:stretch>
                       <a:fillRect/>
@@ -21186,40 +22294,6 @@
           <w:szCs w:val="19"/>
         </w:rPr>
         <w:t xml:space="preserve">What we learned: language models</w:t>
-      </w:r>
-    </w:p>
-    <w:p>
-      <w:pPr>
-        <w:keepNext/>
-        <w:keepLines/>
-        <w:spacing w:after="140" w:line="288"/>
-      </w:pPr>
-      <w:r>
-        <w:rPr>
-          <w:b/>
-          <w:bCs/>
-        </w:rPr>
-        <w:t xml:space="preserve">Exit question.</w:t>
-      </w:r>
-      <w:r>
-        <w:t xml:space="preserve"> Does a longer thinking trace prove a better answer?</w:t>
-      </w:r>
-    </w:p>
-    <w:p>
-      <w:pPr>
-        <w:keepNext w:val="false"/>
-        <w:keepLines/>
-        <w:spacing w:after="140" w:line="288"/>
-      </w:pPr>
-      <w:r>
-        <w:rPr>
-          <w:b/>
-          <w:bCs/>
-        </w:rPr>
-        <w:t xml:space="preserve">Answer.</w:t>
-      </w:r>
-      <w:r>
-        <w:t xml:space="preserve"> No. Check final correctness, whether it finished, tokens and time on realistic examples.</w:t>
       </w:r>
     </w:p>
     <w:sectPr>
@@ -21575,37 +22649,37 @@
     </w:lvlOverride>
   </w:num>
   <w:num w:numId="12">
+    <w:abstractNumId w:val="3"/>
+    <w:lvlOverride w:ilvl="0">
+      <w:startOverride w:val="1"/>
+    </w:lvlOverride>
+  </w:num>
+  <w:num w:numId="13">
+    <w:abstractNumId w:val="3"/>
+    <w:lvlOverride w:ilvl="0">
+      <w:startOverride w:val="1"/>
+    </w:lvlOverride>
+  </w:num>
+  <w:num w:numId="14">
     <w:abstractNumId w:val="2"/>
     <w:lvlOverride w:ilvl="0">
       <w:startOverride w:val="1"/>
     </w:lvlOverride>
   </w:num>
-  <w:num w:numId="13">
+  <w:num w:numId="15">
     <w:abstractNumId w:val="2"/>
     <w:lvlOverride w:ilvl="0">
       <w:startOverride w:val="1"/>
     </w:lvlOverride>
   </w:num>
-  <w:num w:numId="14">
+  <w:num w:numId="16">
     <w:abstractNumId w:val="3"/>
     <w:lvlOverride w:ilvl="0">
       <w:startOverride w:val="1"/>
     </w:lvlOverride>
   </w:num>
-  <w:num w:numId="15">
+  <w:num w:numId="17">
     <w:abstractNumId w:val="3"/>
-    <w:lvlOverride w:ilvl="0">
-      <w:startOverride w:val="1"/>
-    </w:lvlOverride>
-  </w:num>
-  <w:num w:numId="16">
-    <w:abstractNumId w:val="2"/>
-    <w:lvlOverride w:ilvl="0">
-      <w:startOverride w:val="1"/>
-    </w:lvlOverride>
-  </w:num>
-  <w:num w:numId="17">
-    <w:abstractNumId w:val="2"/>
     <w:lvlOverride w:ilvl="0">
       <w:startOverride w:val="1"/>
     </w:lvlOverride>
@@ -21755,6 +22829,18 @@
     </w:lvlOverride>
   </w:num>
   <w:num w:numId="42">
+    <w:abstractNumId w:val="2"/>
+    <w:lvlOverride w:ilvl="0">
+      <w:startOverride w:val="1"/>
+    </w:lvlOverride>
+  </w:num>
+  <w:num w:numId="43">
+    <w:abstractNumId w:val="2"/>
+    <w:lvlOverride w:ilvl="0">
+      <w:startOverride w:val="1"/>
+    </w:lvlOverride>
+  </w:num>
+  <w:num w:numId="44">
     <w:abstractNumId w:val="2"/>
     <w:lvlOverride w:ilvl="0">
       <w:startOverride w:val="1"/>
